--- a/Python Notes.docx
+++ b/Python Notes.docx
@@ -1,6 +1,6 @@
 
 <file path=word/document.xml><?xml version="1.0" encoding="utf-8"?>
-<w:document xmlns:wpc="http://schemas.microsoft.com/office/word/2010/wordprocessingCanvas" xmlns:cx="http://schemas.microsoft.com/office/drawing/2014/chartex" xmlns:cx1="http://schemas.microsoft.com/office/drawing/2015/9/8/chartex" xmlns:mc="http://schemas.openxmlformats.org/markup-compatibility/2006" xmlns:o="urn:schemas-microsoft-com:office:office" xmlns:r="http://schemas.openxmlformats.org/officeDocument/2006/relationships" xmlns:m="http://schemas.openxmlformats.org/officeDocument/2006/math" xmlns:v="urn:schemas-microsoft-com:vml" xmlns:wp14="http://schemas.microsoft.com/office/word/2010/wordprocessingDrawing" xmlns:wp="http://schemas.openxmlformats.org/drawingml/2006/wordprocessingDrawing" xmlns:w10="urn:schemas-microsoft-com:office:word" xmlns:w="http://schemas.openxmlformats.org/wordprocessingml/2006/main" xmlns:w14="http://schemas.microsoft.com/office/word/2010/wordml" xmlns:w15="http://schemas.microsoft.com/office/word/2012/wordml" xmlns:w16se="http://schemas.microsoft.com/office/word/2015/wordml/symex" xmlns:wpg="http://schemas.microsoft.com/office/word/2010/wordprocessingGroup" xmlns:wpi="http://schemas.microsoft.com/office/word/2010/wordprocessingInk" xmlns:wne="http://schemas.microsoft.com/office/word/2006/wordml" xmlns:wps="http://schemas.microsoft.com/office/word/2010/wordprocessingShape" mc:Ignorable="w14 w15 w16se wp14">
+<w:document xmlns:wpc="http://schemas.microsoft.com/office/word/2010/wordprocessingCanvas" xmlns:cx="http://schemas.microsoft.com/office/drawing/2014/chartex" xmlns:cx1="http://schemas.microsoft.com/office/drawing/2015/9/8/chartex" xmlns:cx2="http://schemas.microsoft.com/office/drawing/2015/10/21/chartex" xmlns:cx3="http://schemas.microsoft.com/office/drawing/2016/5/9/chartex" xmlns:cx4="http://schemas.microsoft.com/office/drawing/2016/5/10/chartex" xmlns:cx5="http://schemas.microsoft.com/office/drawing/2016/5/11/chartex" xmlns:cx6="http://schemas.microsoft.com/office/drawing/2016/5/12/chartex" xmlns:cx7="http://schemas.microsoft.com/office/drawing/2016/5/13/chartex" xmlns:cx8="http://schemas.microsoft.com/office/drawing/2016/5/14/chartex" xmlns:mc="http://schemas.openxmlformats.org/markup-compatibility/2006" xmlns:aink="http://schemas.microsoft.com/office/drawing/2016/ink" xmlns:am3d="http://schemas.microsoft.com/office/drawing/2017/model3d" xmlns:o="urn:schemas-microsoft-com:office:office" xmlns:oel="http://schemas.microsoft.com/office/2019/extlst" xmlns:r="http://schemas.openxmlformats.org/officeDocument/2006/relationships" xmlns:m="http://schemas.openxmlformats.org/officeDocument/2006/math" xmlns:v="urn:schemas-microsoft-com:vml" xmlns:wp14="http://schemas.microsoft.com/office/word/2010/wordprocessingDrawing" xmlns:wp="http://schemas.openxmlformats.org/drawingml/2006/wordprocessingDrawing" xmlns:w10="urn:schemas-microsoft-com:office:word" xmlns:w="http://schemas.openxmlformats.org/wordprocessingml/2006/main" xmlns:w14="http://schemas.microsoft.com/office/word/2010/wordml" xmlns:w15="http://schemas.microsoft.com/office/word/2012/wordml" xmlns:w16cex="http://schemas.microsoft.com/office/word/2018/wordml/cex" xmlns:w16cid="http://schemas.microsoft.com/office/word/2016/wordml/cid" xmlns:w16="http://schemas.microsoft.com/office/word/2018/wordml" xmlns:w16du="http://schemas.microsoft.com/office/word/2023/wordml/word16du" xmlns:w16sdtdh="http://schemas.microsoft.com/office/word/2020/wordml/sdtdatahash" xmlns:w16sdtfl="http://schemas.microsoft.com/office/word/2024/wordml/sdtformatlock" xmlns:w16se="http://schemas.microsoft.com/office/word/2015/wordml/symex" xmlns:wpg="http://schemas.microsoft.com/office/word/2010/wordprocessingGroup" xmlns:wpi="http://schemas.microsoft.com/office/word/2010/wordprocessingInk" xmlns:wne="http://schemas.microsoft.com/office/word/2006/wordml" xmlns:wps="http://schemas.microsoft.com/office/word/2010/wordprocessingShape" mc:Ignorable="w14 w15 w16se w16cid w16 w16cex w16sdtdh w16sdtfl w16du wp14">
   <w:body>
     <w:p>
       <w:pPr>
@@ -108,90 +108,58 @@
           <w:lang w:val="en-US"/>
         </w:rPr>
       </w:pPr>
-      <w:proofErr w:type="spellStart"/>
       <w:r>
         <w:rPr>
           <w:b/>
           <w:lang w:val="en-US"/>
         </w:rPr>
-        <w:t>Eval</w:t>
-      </w:r>
-      <w:proofErr w:type="spellEnd"/>
+        <w:t xml:space="preserve">Eval </w:t>
+      </w:r>
       <w:r>
         <w:rPr>
           <w:b/>
           <w:lang w:val="en-US"/>
         </w:rPr>
+        <w:sym w:font="Wingdings" w:char="F0E0"/>
+      </w:r>
+      <w:r>
+        <w:rPr>
+          <w:b/>
+          <w:lang w:val="en-US"/>
+        </w:rPr>
         <w:t xml:space="preserve"> </w:t>
       </w:r>
       <w:r>
         <w:rPr>
-          <w:b/>
           <w:lang w:val="en-US"/>
         </w:rPr>
-        <w:sym w:font="Wingdings" w:char="F0E0"/>
-      </w:r>
-      <w:r>
-        <w:rPr>
-          <w:b/>
+        <w:t>Evaluates expre</w:t>
+      </w:r>
+      <w:r>
+        <w:rPr>
           <w:lang w:val="en-US"/>
         </w:rPr>
-        <w:t xml:space="preserve"> </w:t>
+        <w:t>ssions like (2+3), print(“hello”), and so on</w:t>
       </w:r>
       <w:r>
         <w:rPr>
           <w:lang w:val="en-US"/>
         </w:rPr>
-        <w:t>Evaluates expre</w:t>
-      </w:r>
-      <w:r>
+        <w:t>.</w:t>
+      </w:r>
+    </w:p>
+    <w:p>
+      <w:pPr>
         <w:rPr>
           <w:lang w:val="en-US"/>
         </w:rPr>
-        <w:t xml:space="preserve">ssions like (2+3), </w:t>
-      </w:r>
-      <w:proofErr w:type="gramStart"/>
-      <w:r>
-        <w:rPr>
+      </w:pPr>
+      <w:r>
+        <w:rPr>
+          <w:b/>
           <w:lang w:val="en-US"/>
         </w:rPr>
-        <w:t>print(</w:t>
-      </w:r>
-      <w:proofErr w:type="gramEnd"/>
-      <w:r>
-        <w:rPr>
-          <w:lang w:val="en-US"/>
-        </w:rPr>
-        <w:t>“hello”), and so on</w:t>
-      </w:r>
-      <w:r>
-        <w:rPr>
-          <w:lang w:val="en-US"/>
-        </w:rPr>
-        <w:t>.</w:t>
-      </w:r>
-    </w:p>
-    <w:p>
-      <w:pPr>
-        <w:rPr>
-          <w:lang w:val="en-US"/>
-        </w:rPr>
-      </w:pPr>
-      <w:proofErr w:type="gramStart"/>
-      <w:r>
-        <w:rPr>
-          <w:b/>
-          <w:lang w:val="en-US"/>
-        </w:rPr>
-        <w:t>Bin(</w:t>
-      </w:r>
-      <w:proofErr w:type="gramEnd"/>
-      <w:r>
-        <w:rPr>
-          <w:b/>
-          <w:lang w:val="en-US"/>
-        </w:rPr>
-        <w:t xml:space="preserve">) </w:t>
+        <w:t xml:space="preserve">Bin() </w:t>
       </w:r>
       <w:r>
         <w:rPr>
@@ -878,6 +846,7 @@
       </w:pPr>
       <w:r>
         <w:rPr>
+          <w:noProof/>
           <w:sz w:val="28"/>
         </w:rPr>
         <w:drawing>
@@ -916,8 +885,4390 @@
           </wp:inline>
         </w:drawing>
       </w:r>
-      <w:bookmarkStart w:id="0" w:name="_GoBack"/>
-      <w:bookmarkEnd w:id="0"/>
+    </w:p>
+    <w:p>
+      <w:pPr>
+        <w:rPr>
+          <w:sz w:val="28"/>
+        </w:rPr>
+      </w:pPr>
+    </w:p>
+    <w:p>
+      <w:pPr>
+        <w:rPr>
+          <w:sz w:val="28"/>
+        </w:rPr>
+      </w:pPr>
+    </w:p>
+    <w:p>
+      <w:pPr>
+        <w:rPr>
+          <w:b/>
+          <w:bCs/>
+          <w:sz w:val="28"/>
+        </w:rPr>
+      </w:pPr>
+      <w:r>
+        <w:rPr>
+          <w:b/>
+          <w:bCs/>
+          <w:sz w:val="28"/>
+        </w:rPr>
+        <w:lastRenderedPageBreak/>
+        <w:t>Case conversion</w:t>
+      </w:r>
+    </w:p>
+    <w:p>
+      <w:pPr>
+        <w:rPr>
+          <w:sz w:val="28"/>
+        </w:rPr>
+      </w:pPr>
+      <w:proofErr w:type="spellStart"/>
+      <w:r>
+        <w:rPr>
+          <w:sz w:val="28"/>
+        </w:rPr>
+        <w:t>s.upper</w:t>
+      </w:r>
+      <w:proofErr w:type="spellEnd"/>
+      <w:r>
+        <w:rPr>
+          <w:sz w:val="28"/>
+        </w:rPr>
+        <w:t>()              # "HELLO WORLD"</w:t>
+      </w:r>
+    </w:p>
+    <w:p>
+      <w:pPr>
+        <w:rPr>
+          <w:sz w:val="28"/>
+        </w:rPr>
+      </w:pPr>
+      <w:proofErr w:type="spellStart"/>
+      <w:r>
+        <w:rPr>
+          <w:sz w:val="28"/>
+        </w:rPr>
+        <w:t>s.lower</w:t>
+      </w:r>
+      <w:proofErr w:type="spellEnd"/>
+      <w:r>
+        <w:rPr>
+          <w:sz w:val="28"/>
+        </w:rPr>
+        <w:t>()              # "hello world"</w:t>
+      </w:r>
+    </w:p>
+    <w:p>
+      <w:pPr>
+        <w:rPr>
+          <w:sz w:val="28"/>
+        </w:rPr>
+      </w:pPr>
+      <w:proofErr w:type="spellStart"/>
+      <w:r>
+        <w:rPr>
+          <w:sz w:val="28"/>
+        </w:rPr>
+        <w:t>s.capitalize</w:t>
+      </w:r>
+      <w:proofErr w:type="spellEnd"/>
+      <w:r>
+        <w:rPr>
+          <w:sz w:val="28"/>
+        </w:rPr>
+        <w:t>()         # "Hello world"</w:t>
+      </w:r>
+    </w:p>
+    <w:p>
+      <w:pPr>
+        <w:rPr>
+          <w:sz w:val="28"/>
+        </w:rPr>
+      </w:pPr>
+      <w:proofErr w:type="spellStart"/>
+      <w:r>
+        <w:rPr>
+          <w:sz w:val="28"/>
+        </w:rPr>
+        <w:t>s.title</w:t>
+      </w:r>
+      <w:proofErr w:type="spellEnd"/>
+      <w:r>
+        <w:rPr>
+          <w:sz w:val="28"/>
+        </w:rPr>
+        <w:t>()              # "Hello World"</w:t>
+      </w:r>
+    </w:p>
+    <w:p>
+      <w:pPr>
+        <w:rPr>
+          <w:sz w:val="28"/>
+        </w:rPr>
+      </w:pPr>
+      <w:proofErr w:type="spellStart"/>
+      <w:r>
+        <w:rPr>
+          <w:sz w:val="28"/>
+        </w:rPr>
+        <w:t>s.swapcase</w:t>
+      </w:r>
+      <w:proofErr w:type="spellEnd"/>
+      <w:r>
+        <w:rPr>
+          <w:sz w:val="28"/>
+        </w:rPr>
+        <w:t>()           # "HELLO WORLD" -&gt; "hello world"</w:t>
+      </w:r>
+    </w:p>
+    <w:p>
+      <w:pPr>
+        <w:rPr>
+          <w:sz w:val="28"/>
+        </w:rPr>
+      </w:pPr>
+      <w:proofErr w:type="spellStart"/>
+      <w:r>
+        <w:rPr>
+          <w:sz w:val="28"/>
+        </w:rPr>
+        <w:t>s.casefold</w:t>
+      </w:r>
+      <w:proofErr w:type="spellEnd"/>
+      <w:r>
+        <w:rPr>
+          <w:sz w:val="28"/>
+        </w:rPr>
+        <w:t>()           # aggressive lowercase</w:t>
+      </w:r>
+    </w:p>
+    <w:p>
+      <w:pPr>
+        <w:rPr>
+          <w:b/>
+          <w:bCs/>
+          <w:sz w:val="28"/>
+        </w:rPr>
+      </w:pPr>
+      <w:r>
+        <w:rPr>
+          <w:b/>
+          <w:bCs/>
+          <w:sz w:val="28"/>
+        </w:rPr>
+        <w:t>Searching</w:t>
+      </w:r>
+    </w:p>
+    <w:p>
+      <w:pPr>
+        <w:rPr>
+          <w:sz w:val="28"/>
+        </w:rPr>
+      </w:pPr>
+      <w:proofErr w:type="spellStart"/>
+      <w:r>
+        <w:rPr>
+          <w:sz w:val="28"/>
+        </w:rPr>
+        <w:t>s.find</w:t>
+      </w:r>
+      <w:proofErr w:type="spellEnd"/>
+      <w:r>
+        <w:rPr>
+          <w:sz w:val="28"/>
+        </w:rPr>
+        <w:t>("world")        # index, or -1</w:t>
+      </w:r>
+    </w:p>
+    <w:p>
+      <w:pPr>
+        <w:rPr>
+          <w:sz w:val="28"/>
+        </w:rPr>
+      </w:pPr>
+      <w:proofErr w:type="spellStart"/>
+      <w:r>
+        <w:rPr>
+          <w:sz w:val="28"/>
+        </w:rPr>
+        <w:t>s.rfind</w:t>
+      </w:r>
+      <w:proofErr w:type="spellEnd"/>
+      <w:r>
+        <w:rPr>
+          <w:sz w:val="28"/>
+        </w:rPr>
+        <w:t>("o")           # search from right</w:t>
+      </w:r>
+    </w:p>
+    <w:p>
+      <w:pPr>
+        <w:rPr>
+          <w:sz w:val="28"/>
+        </w:rPr>
+      </w:pPr>
+      <w:proofErr w:type="spellStart"/>
+      <w:r>
+        <w:rPr>
+          <w:sz w:val="28"/>
+        </w:rPr>
+        <w:t>s.index</w:t>
+      </w:r>
+      <w:proofErr w:type="spellEnd"/>
+      <w:r>
+        <w:rPr>
+          <w:sz w:val="28"/>
+        </w:rPr>
+        <w:t xml:space="preserve">("world")       # index, raises </w:t>
+      </w:r>
+      <w:proofErr w:type="spellStart"/>
+      <w:r>
+        <w:rPr>
+          <w:sz w:val="28"/>
+        </w:rPr>
+        <w:t>ValueError</w:t>
+      </w:r>
+      <w:proofErr w:type="spellEnd"/>
+      <w:r>
+        <w:rPr>
+          <w:sz w:val="28"/>
+        </w:rPr>
+        <w:t xml:space="preserve"> if absent</w:t>
+      </w:r>
+    </w:p>
+    <w:p>
+      <w:pPr>
+        <w:rPr>
+          <w:sz w:val="28"/>
+        </w:rPr>
+      </w:pPr>
+      <w:proofErr w:type="spellStart"/>
+      <w:r>
+        <w:rPr>
+          <w:sz w:val="28"/>
+        </w:rPr>
+        <w:t>s.rindex</w:t>
+      </w:r>
+      <w:proofErr w:type="spellEnd"/>
+      <w:r>
+        <w:rPr>
+          <w:sz w:val="28"/>
+        </w:rPr>
+        <w:t>("o")          # rightmost index</w:t>
+      </w:r>
+    </w:p>
+    <w:p>
+      <w:pPr>
+        <w:rPr>
+          <w:sz w:val="28"/>
+        </w:rPr>
+      </w:pPr>
+      <w:proofErr w:type="spellStart"/>
+      <w:r>
+        <w:rPr>
+          <w:sz w:val="28"/>
+        </w:rPr>
+        <w:t>s.count</w:t>
+      </w:r>
+      <w:proofErr w:type="spellEnd"/>
+      <w:r>
+        <w:rPr>
+          <w:sz w:val="28"/>
+        </w:rPr>
+        <w:t>("l")           # 3</w:t>
+      </w:r>
+    </w:p>
+    <w:p>
+      <w:pPr>
+        <w:rPr>
+          <w:sz w:val="28"/>
+        </w:rPr>
+      </w:pPr>
+      <w:proofErr w:type="spellStart"/>
+      <w:r>
+        <w:rPr>
+          <w:sz w:val="28"/>
+        </w:rPr>
+        <w:t>s.startswith</w:t>
+      </w:r>
+      <w:proofErr w:type="spellEnd"/>
+      <w:r>
+        <w:rPr>
+          <w:sz w:val="28"/>
+        </w:rPr>
+        <w:t>("hello")  # True</w:t>
+      </w:r>
+    </w:p>
+    <w:p>
+      <w:pPr>
+        <w:rPr>
+          <w:sz w:val="28"/>
+        </w:rPr>
+      </w:pPr>
+      <w:proofErr w:type="spellStart"/>
+      <w:r>
+        <w:rPr>
+          <w:sz w:val="28"/>
+        </w:rPr>
+        <w:t>s.endswith</w:t>
+      </w:r>
+      <w:proofErr w:type="spellEnd"/>
+      <w:r>
+        <w:rPr>
+          <w:sz w:val="28"/>
+        </w:rPr>
+        <w:t>("world")    # True</w:t>
+      </w:r>
+    </w:p>
+    <w:p>
+      <w:pPr>
+        <w:rPr>
+          <w:b/>
+          <w:bCs/>
+          <w:sz w:val="28"/>
+        </w:rPr>
+      </w:pPr>
+      <w:r>
+        <w:rPr>
+          <w:b/>
+          <w:bCs/>
+          <w:sz w:val="28"/>
+        </w:rPr>
+        <w:t>Checking content</w:t>
+      </w:r>
+    </w:p>
+    <w:p>
+      <w:pPr>
+        <w:rPr>
+          <w:sz w:val="28"/>
+        </w:rPr>
+      </w:pPr>
+      <w:proofErr w:type="spellStart"/>
+      <w:r>
+        <w:rPr>
+          <w:sz w:val="28"/>
+        </w:rPr>
+        <w:t>s.isalpha</w:t>
+      </w:r>
+      <w:proofErr w:type="spellEnd"/>
+      <w:r>
+        <w:rPr>
+          <w:sz w:val="28"/>
+        </w:rPr>
+        <w:t>()            # only letters</w:t>
+      </w:r>
+    </w:p>
+    <w:p>
+      <w:pPr>
+        <w:rPr>
+          <w:sz w:val="28"/>
+        </w:rPr>
+      </w:pPr>
+      <w:proofErr w:type="spellStart"/>
+      <w:r>
+        <w:rPr>
+          <w:sz w:val="28"/>
+        </w:rPr>
+        <w:t>s.isdigit</w:t>
+      </w:r>
+      <w:proofErr w:type="spellEnd"/>
+      <w:r>
+        <w:rPr>
+          <w:sz w:val="28"/>
+        </w:rPr>
+        <w:t>()            # only digits</w:t>
+      </w:r>
+    </w:p>
+    <w:p>
+      <w:pPr>
+        <w:rPr>
+          <w:sz w:val="28"/>
+        </w:rPr>
+      </w:pPr>
+      <w:proofErr w:type="spellStart"/>
+      <w:r>
+        <w:rPr>
+          <w:sz w:val="28"/>
+        </w:rPr>
+        <w:t>s.isdecimal</w:t>
+      </w:r>
+      <w:proofErr w:type="spellEnd"/>
+      <w:r>
+        <w:rPr>
+          <w:sz w:val="28"/>
+        </w:rPr>
+        <w:t>()</w:t>
+      </w:r>
+    </w:p>
+    <w:p>
+      <w:pPr>
+        <w:rPr>
+          <w:sz w:val="28"/>
+        </w:rPr>
+      </w:pPr>
+      <w:proofErr w:type="spellStart"/>
+      <w:r>
+        <w:rPr>
+          <w:sz w:val="28"/>
+        </w:rPr>
+        <w:t>s.isnumeric</w:t>
+      </w:r>
+      <w:proofErr w:type="spellEnd"/>
+      <w:r>
+        <w:rPr>
+          <w:sz w:val="28"/>
+        </w:rPr>
+        <w:t>()</w:t>
+      </w:r>
+    </w:p>
+    <w:p>
+      <w:pPr>
+        <w:rPr>
+          <w:sz w:val="28"/>
+        </w:rPr>
+      </w:pPr>
+      <w:proofErr w:type="spellStart"/>
+      <w:r>
+        <w:rPr>
+          <w:sz w:val="28"/>
+        </w:rPr>
+        <w:t>s.isalnum</w:t>
+      </w:r>
+      <w:proofErr w:type="spellEnd"/>
+      <w:r>
+        <w:rPr>
+          <w:sz w:val="28"/>
+        </w:rPr>
+        <w:t>()            # letters/numbers</w:t>
+      </w:r>
+    </w:p>
+    <w:p>
+      <w:pPr>
+        <w:rPr>
+          <w:sz w:val="28"/>
+        </w:rPr>
+      </w:pPr>
+      <w:proofErr w:type="spellStart"/>
+      <w:r>
+        <w:rPr>
+          <w:sz w:val="28"/>
+        </w:rPr>
+        <w:t>s.islower</w:t>
+      </w:r>
+      <w:proofErr w:type="spellEnd"/>
+      <w:r>
+        <w:rPr>
+          <w:sz w:val="28"/>
+        </w:rPr>
+        <w:t>()</w:t>
+      </w:r>
+    </w:p>
+    <w:p>
+      <w:pPr>
+        <w:rPr>
+          <w:sz w:val="28"/>
+        </w:rPr>
+      </w:pPr>
+      <w:proofErr w:type="spellStart"/>
+      <w:r>
+        <w:rPr>
+          <w:sz w:val="28"/>
+        </w:rPr>
+        <w:t>s.isupper</w:t>
+      </w:r>
+      <w:proofErr w:type="spellEnd"/>
+      <w:r>
+        <w:rPr>
+          <w:sz w:val="28"/>
+        </w:rPr>
+        <w:t>()</w:t>
+      </w:r>
+    </w:p>
+    <w:p>
+      <w:pPr>
+        <w:rPr>
+          <w:sz w:val="28"/>
+        </w:rPr>
+      </w:pPr>
+      <w:proofErr w:type="spellStart"/>
+      <w:r>
+        <w:rPr>
+          <w:sz w:val="28"/>
+        </w:rPr>
+        <w:t>s.isspace</w:t>
+      </w:r>
+      <w:proofErr w:type="spellEnd"/>
+      <w:r>
+        <w:rPr>
+          <w:sz w:val="28"/>
+        </w:rPr>
+        <w:t>()</w:t>
+      </w:r>
+    </w:p>
+    <w:p>
+      <w:pPr>
+        <w:rPr>
+          <w:sz w:val="28"/>
+        </w:rPr>
+      </w:pPr>
+      <w:proofErr w:type="spellStart"/>
+      <w:r>
+        <w:rPr>
+          <w:sz w:val="28"/>
+        </w:rPr>
+        <w:t>s.istitle</w:t>
+      </w:r>
+      <w:proofErr w:type="spellEnd"/>
+      <w:r>
+        <w:rPr>
+          <w:sz w:val="28"/>
+        </w:rPr>
+        <w:t>()</w:t>
+      </w:r>
+    </w:p>
+    <w:p>
+      <w:pPr>
+        <w:rPr>
+          <w:sz w:val="28"/>
+        </w:rPr>
+      </w:pPr>
+      <w:proofErr w:type="spellStart"/>
+      <w:r>
+        <w:rPr>
+          <w:sz w:val="28"/>
+        </w:rPr>
+        <w:t>s.isascii</w:t>
+      </w:r>
+      <w:proofErr w:type="spellEnd"/>
+      <w:r>
+        <w:rPr>
+          <w:sz w:val="28"/>
+        </w:rPr>
+        <w:t>()</w:t>
+      </w:r>
+    </w:p>
+    <w:p>
+      <w:pPr>
+        <w:rPr>
+          <w:sz w:val="28"/>
+        </w:rPr>
+      </w:pPr>
+      <w:proofErr w:type="spellStart"/>
+      <w:r>
+        <w:rPr>
+          <w:sz w:val="28"/>
+        </w:rPr>
+        <w:lastRenderedPageBreak/>
+        <w:t>s.isidentifier</w:t>
+      </w:r>
+      <w:proofErr w:type="spellEnd"/>
+      <w:r>
+        <w:rPr>
+          <w:sz w:val="28"/>
+        </w:rPr>
+        <w:t>()</w:t>
+      </w:r>
+    </w:p>
+    <w:p>
+      <w:pPr>
+        <w:rPr>
+          <w:b/>
+          <w:bCs/>
+          <w:sz w:val="28"/>
+        </w:rPr>
+      </w:pPr>
+      <w:r>
+        <w:rPr>
+          <w:b/>
+          <w:bCs/>
+          <w:sz w:val="28"/>
+        </w:rPr>
+        <w:t>Removing/replacing</w:t>
+      </w:r>
+    </w:p>
+    <w:p>
+      <w:pPr>
+        <w:rPr>
+          <w:sz w:val="28"/>
+        </w:rPr>
+      </w:pPr>
+      <w:proofErr w:type="spellStart"/>
+      <w:r>
+        <w:rPr>
+          <w:sz w:val="28"/>
+        </w:rPr>
+        <w:t>s.strip</w:t>
+      </w:r>
+      <w:proofErr w:type="spellEnd"/>
+      <w:r>
+        <w:rPr>
+          <w:sz w:val="28"/>
+        </w:rPr>
+        <w:t>()              # remove whitespace both sides</w:t>
+      </w:r>
+    </w:p>
+    <w:p>
+      <w:pPr>
+        <w:rPr>
+          <w:sz w:val="28"/>
+        </w:rPr>
+      </w:pPr>
+      <w:proofErr w:type="spellStart"/>
+      <w:r>
+        <w:rPr>
+          <w:sz w:val="28"/>
+        </w:rPr>
+        <w:t>s.lstrip</w:t>
+      </w:r>
+      <w:proofErr w:type="spellEnd"/>
+      <w:r>
+        <w:rPr>
+          <w:sz w:val="28"/>
+        </w:rPr>
+        <w:t>()             # left</w:t>
+      </w:r>
+    </w:p>
+    <w:p>
+      <w:pPr>
+        <w:rPr>
+          <w:sz w:val="28"/>
+        </w:rPr>
+      </w:pPr>
+      <w:proofErr w:type="spellStart"/>
+      <w:r>
+        <w:rPr>
+          <w:sz w:val="28"/>
+        </w:rPr>
+        <w:t>s.rstrip</w:t>
+      </w:r>
+      <w:proofErr w:type="spellEnd"/>
+      <w:r>
+        <w:rPr>
+          <w:sz w:val="28"/>
+        </w:rPr>
+        <w:t>()             # right</w:t>
+      </w:r>
+    </w:p>
+    <w:p>
+      <w:pPr>
+        <w:rPr>
+          <w:sz w:val="28"/>
+        </w:rPr>
+      </w:pPr>
+      <w:proofErr w:type="spellStart"/>
+      <w:r>
+        <w:rPr>
+          <w:sz w:val="28"/>
+        </w:rPr>
+        <w:t>s.strip</w:t>
+      </w:r>
+      <w:proofErr w:type="spellEnd"/>
+      <w:r>
+        <w:rPr>
+          <w:sz w:val="28"/>
+        </w:rPr>
+        <w:t>("!")           # remove specified characters</w:t>
+      </w:r>
+    </w:p>
+    <w:p>
+      <w:pPr>
+        <w:rPr>
+          <w:sz w:val="28"/>
+        </w:rPr>
+      </w:pPr>
+      <w:proofErr w:type="spellStart"/>
+      <w:r>
+        <w:rPr>
+          <w:sz w:val="28"/>
+        </w:rPr>
+        <w:t>s.removeprefix</w:t>
+      </w:r>
+      <w:proofErr w:type="spellEnd"/>
+      <w:r>
+        <w:rPr>
+          <w:sz w:val="28"/>
+        </w:rPr>
+        <w:t>("hello")</w:t>
+      </w:r>
+    </w:p>
+    <w:p>
+      <w:pPr>
+        <w:rPr>
+          <w:sz w:val="28"/>
+        </w:rPr>
+      </w:pPr>
+      <w:proofErr w:type="spellStart"/>
+      <w:r>
+        <w:rPr>
+          <w:sz w:val="28"/>
+        </w:rPr>
+        <w:t>s.removesuffix</w:t>
+      </w:r>
+      <w:proofErr w:type="spellEnd"/>
+      <w:r>
+        <w:rPr>
+          <w:sz w:val="28"/>
+        </w:rPr>
+        <w:t>("world")</w:t>
+      </w:r>
+    </w:p>
+    <w:p>
+      <w:pPr>
+        <w:rPr>
+          <w:sz w:val="28"/>
+        </w:rPr>
+      </w:pPr>
+      <w:proofErr w:type="spellStart"/>
+      <w:r>
+        <w:rPr>
+          <w:sz w:val="28"/>
+        </w:rPr>
+        <w:t>s.replace</w:t>
+      </w:r>
+      <w:proofErr w:type="spellEnd"/>
+      <w:r>
+        <w:rPr>
+          <w:sz w:val="28"/>
+        </w:rPr>
+        <w:t>("world", "Python")</w:t>
+      </w:r>
+    </w:p>
+    <w:p>
+      <w:pPr>
+        <w:rPr>
+          <w:b/>
+          <w:bCs/>
+          <w:sz w:val="28"/>
+        </w:rPr>
+      </w:pPr>
+      <w:r>
+        <w:rPr>
+          <w:b/>
+          <w:bCs/>
+          <w:sz w:val="28"/>
+        </w:rPr>
+        <w:t>Splitting</w:t>
+      </w:r>
+    </w:p>
+    <w:p>
+      <w:pPr>
+        <w:rPr>
+          <w:sz w:val="28"/>
+        </w:rPr>
+      </w:pPr>
+      <w:proofErr w:type="spellStart"/>
+      <w:r>
+        <w:rPr>
+          <w:sz w:val="28"/>
+        </w:rPr>
+        <w:t>s.split</w:t>
+      </w:r>
+      <w:proofErr w:type="spellEnd"/>
+      <w:r>
+        <w:rPr>
+          <w:sz w:val="28"/>
+        </w:rPr>
+        <w:t>()              # split on whitespace</w:t>
+      </w:r>
+    </w:p>
+    <w:p>
+      <w:pPr>
+        <w:rPr>
+          <w:sz w:val="28"/>
+        </w:rPr>
+      </w:pPr>
+      <w:proofErr w:type="spellStart"/>
+      <w:r>
+        <w:rPr>
+          <w:sz w:val="28"/>
+        </w:rPr>
+        <w:t>s.split</w:t>
+      </w:r>
+      <w:proofErr w:type="spellEnd"/>
+      <w:r>
+        <w:rPr>
+          <w:sz w:val="28"/>
+        </w:rPr>
+        <w:t>(" ")</w:t>
+      </w:r>
+    </w:p>
+    <w:p>
+      <w:pPr>
+        <w:rPr>
+          <w:sz w:val="28"/>
+        </w:rPr>
+      </w:pPr>
+      <w:proofErr w:type="spellStart"/>
+      <w:r>
+        <w:rPr>
+          <w:sz w:val="28"/>
+        </w:rPr>
+        <w:t>s.rsplit</w:t>
+      </w:r>
+      <w:proofErr w:type="spellEnd"/>
+      <w:r>
+        <w:rPr>
+          <w:sz w:val="28"/>
+        </w:rPr>
+        <w:t>(" ", 1)</w:t>
+      </w:r>
+    </w:p>
+    <w:p>
+      <w:pPr>
+        <w:rPr>
+          <w:sz w:val="28"/>
+        </w:rPr>
+      </w:pPr>
+    </w:p>
+    <w:p>
+      <w:pPr>
+        <w:rPr>
+          <w:sz w:val="28"/>
+        </w:rPr>
+      </w:pPr>
+      <w:proofErr w:type="spellStart"/>
+      <w:r>
+        <w:rPr>
+          <w:sz w:val="28"/>
+        </w:rPr>
+        <w:t>s.splitlines</w:t>
+      </w:r>
+      <w:proofErr w:type="spellEnd"/>
+      <w:r>
+        <w:rPr>
+          <w:sz w:val="28"/>
+        </w:rPr>
+        <w:t>()</w:t>
+      </w:r>
+    </w:p>
+    <w:p>
+      <w:pPr>
+        <w:rPr>
+          <w:sz w:val="28"/>
+        </w:rPr>
+      </w:pPr>
+    </w:p>
+    <w:p>
+      <w:pPr>
+        <w:rPr>
+          <w:sz w:val="28"/>
+        </w:rPr>
+      </w:pPr>
+      <w:proofErr w:type="spellStart"/>
+      <w:r>
+        <w:rPr>
+          <w:sz w:val="28"/>
+        </w:rPr>
+        <w:t>s.partition</w:t>
+      </w:r>
+      <w:proofErr w:type="spellEnd"/>
+      <w:r>
+        <w:rPr>
+          <w:sz w:val="28"/>
+        </w:rPr>
+        <w:t>(" ")</w:t>
+      </w:r>
+    </w:p>
+    <w:p>
+      <w:pPr>
+        <w:rPr>
+          <w:sz w:val="28"/>
+        </w:rPr>
+      </w:pPr>
+      <w:proofErr w:type="spellStart"/>
+      <w:r>
+        <w:rPr>
+          <w:sz w:val="28"/>
+        </w:rPr>
+        <w:t>s.rpartition</w:t>
+      </w:r>
+      <w:proofErr w:type="spellEnd"/>
+      <w:r>
+        <w:rPr>
+          <w:sz w:val="28"/>
+        </w:rPr>
+        <w:t>(" ")</w:t>
+      </w:r>
+    </w:p>
+    <w:p>
+      <w:pPr>
+        <w:rPr>
+          <w:sz w:val="28"/>
+        </w:rPr>
+      </w:pPr>
+      <w:r>
+        <w:rPr>
+          <w:sz w:val="28"/>
+        </w:rPr>
+        <w:t>Example:</w:t>
+      </w:r>
+    </w:p>
+    <w:p>
+      <w:pPr>
+        <w:rPr>
+          <w:sz w:val="28"/>
+        </w:rPr>
+      </w:pPr>
+      <w:r>
+        <w:rPr>
+          <w:sz w:val="28"/>
+        </w:rPr>
+        <w:t>"</w:t>
+      </w:r>
+      <w:proofErr w:type="spellStart"/>
+      <w:r>
+        <w:rPr>
+          <w:sz w:val="28"/>
+        </w:rPr>
+        <w:t>a,b,c".split</w:t>
+      </w:r>
+      <w:proofErr w:type="spellEnd"/>
+      <w:r>
+        <w:rPr>
+          <w:sz w:val="28"/>
+        </w:rPr>
+        <w:t>(",")</w:t>
+      </w:r>
+    </w:p>
+    <w:p>
+      <w:pPr>
+        <w:rPr>
+          <w:sz w:val="28"/>
+        </w:rPr>
+      </w:pPr>
+      <w:r>
+        <w:rPr>
+          <w:sz w:val="28"/>
+        </w:rPr>
+        <w:t># ['a', 'b', 'c']</w:t>
+      </w:r>
+    </w:p>
+    <w:p>
+      <w:pPr>
+        <w:rPr>
+          <w:b/>
+          <w:bCs/>
+          <w:sz w:val="28"/>
+        </w:rPr>
+      </w:pPr>
+      <w:r>
+        <w:rPr>
+          <w:b/>
+          <w:bCs/>
+          <w:sz w:val="28"/>
+        </w:rPr>
+        <w:t>Joining</w:t>
+      </w:r>
+    </w:p>
+    <w:p>
+      <w:pPr>
+        <w:rPr>
+          <w:sz w:val="28"/>
+        </w:rPr>
+      </w:pPr>
+      <w:r>
+        <w:rPr>
+          <w:sz w:val="28"/>
+        </w:rPr>
+        <w:t>",".join(["a", "b", "c"])</w:t>
+      </w:r>
+    </w:p>
+    <w:p>
+      <w:pPr>
+        <w:rPr>
+          <w:sz w:val="28"/>
+        </w:rPr>
+      </w:pPr>
+      <w:r>
+        <w:rPr>
+          <w:sz w:val="28"/>
+        </w:rPr>
+        <w:t># "</w:t>
+      </w:r>
+      <w:proofErr w:type="spellStart"/>
+      <w:r>
+        <w:rPr>
+          <w:sz w:val="28"/>
+        </w:rPr>
+        <w:t>a,b,c</w:t>
+      </w:r>
+      <w:proofErr w:type="spellEnd"/>
+      <w:r>
+        <w:rPr>
+          <w:sz w:val="28"/>
+        </w:rPr>
+        <w:t>"</w:t>
+      </w:r>
+    </w:p>
+    <w:p>
+      <w:pPr>
+        <w:rPr>
+          <w:b/>
+          <w:bCs/>
+          <w:sz w:val="28"/>
+        </w:rPr>
+      </w:pPr>
+      <w:r>
+        <w:rPr>
+          <w:b/>
+          <w:bCs/>
+          <w:sz w:val="28"/>
+        </w:rPr>
+        <w:t>Formatting</w:t>
+      </w:r>
+    </w:p>
+    <w:p>
+      <w:pPr>
+        <w:rPr>
+          <w:sz w:val="28"/>
+        </w:rPr>
+      </w:pPr>
+      <w:r>
+        <w:rPr>
+          <w:sz w:val="28"/>
+        </w:rPr>
+        <w:t>name = "John"</w:t>
+      </w:r>
+    </w:p>
+    <w:p>
+      <w:pPr>
+        <w:rPr>
+          <w:sz w:val="28"/>
+        </w:rPr>
+      </w:pPr>
+      <w:r>
+        <w:rPr>
+          <w:sz w:val="28"/>
+        </w:rPr>
+        <w:lastRenderedPageBreak/>
+        <w:t>age = 25</w:t>
+      </w:r>
+    </w:p>
+    <w:p>
+      <w:pPr>
+        <w:rPr>
+          <w:sz w:val="28"/>
+        </w:rPr>
+      </w:pPr>
+    </w:p>
+    <w:p>
+      <w:pPr>
+        <w:rPr>
+          <w:sz w:val="28"/>
+        </w:rPr>
+      </w:pPr>
+      <w:r>
+        <w:rPr>
+          <w:sz w:val="28"/>
+        </w:rPr>
+        <w:t>f"{name} is {age}"</w:t>
+      </w:r>
+    </w:p>
+    <w:p>
+      <w:pPr>
+        <w:rPr>
+          <w:sz w:val="28"/>
+        </w:rPr>
+      </w:pPr>
+      <w:r>
+        <w:rPr>
+          <w:sz w:val="28"/>
+        </w:rPr>
+        <w:t>"{} is {}".format(name, age)</w:t>
+      </w:r>
+    </w:p>
+    <w:p>
+      <w:pPr>
+        <w:rPr>
+          <w:sz w:val="28"/>
+        </w:rPr>
+      </w:pPr>
+      <w:r>
+        <w:rPr>
+          <w:sz w:val="28"/>
+        </w:rPr>
+        <w:t>"{name} is {age}".format(name=name, age=age)</w:t>
+      </w:r>
+    </w:p>
+    <w:p>
+      <w:pPr>
+        <w:rPr>
+          <w:b/>
+          <w:bCs/>
+          <w:sz w:val="28"/>
+        </w:rPr>
+      </w:pPr>
+      <w:r>
+        <w:rPr>
+          <w:b/>
+          <w:bCs/>
+          <w:sz w:val="28"/>
+        </w:rPr>
+        <w:t>Encoding</w:t>
+      </w:r>
+    </w:p>
+    <w:p>
+      <w:pPr>
+        <w:rPr>
+          <w:sz w:val="28"/>
+        </w:rPr>
+      </w:pPr>
+      <w:proofErr w:type="spellStart"/>
+      <w:r>
+        <w:rPr>
+          <w:sz w:val="28"/>
+        </w:rPr>
+        <w:t>s.encode</w:t>
+      </w:r>
+      <w:proofErr w:type="spellEnd"/>
+      <w:r>
+        <w:rPr>
+          <w:sz w:val="28"/>
+        </w:rPr>
+        <w:t>()</w:t>
+      </w:r>
+    </w:p>
+    <w:p>
+      <w:pPr>
+        <w:pBdr>
+          <w:top w:val="single" w:sz="6" w:space="1" w:color="auto"/>
+          <w:bottom w:val="single" w:sz="6" w:space="1" w:color="auto"/>
+        </w:pBdr>
+        <w:rPr>
+          <w:sz w:val="28"/>
+        </w:rPr>
+      </w:pPr>
+    </w:p>
+    <w:p>
+      <w:pPr>
+        <w:rPr>
+          <w:b/>
+          <w:bCs/>
+          <w:sz w:val="28"/>
+        </w:rPr>
+      </w:pPr>
+      <w:r>
+        <w:rPr>
+          <w:b/>
+          <w:bCs/>
+          <w:sz w:val="28"/>
+        </w:rPr>
+        <w:t>LISTS</w:t>
+      </w:r>
+    </w:p>
+    <w:p>
+      <w:pPr>
+        <w:rPr>
+          <w:b/>
+          <w:bCs/>
+          <w:sz w:val="28"/>
+        </w:rPr>
+      </w:pPr>
+      <w:r>
+        <w:rPr>
+          <w:b/>
+          <w:bCs/>
+          <w:sz w:val="28"/>
+        </w:rPr>
+        <w:t>Adding elements</w:t>
+      </w:r>
+    </w:p>
+    <w:p>
+      <w:pPr>
+        <w:rPr>
+          <w:sz w:val="28"/>
+        </w:rPr>
+      </w:pPr>
+      <w:proofErr w:type="spellStart"/>
+      <w:r>
+        <w:rPr>
+          <w:sz w:val="28"/>
+        </w:rPr>
+        <w:t>lst.append</w:t>
+      </w:r>
+      <w:proofErr w:type="spellEnd"/>
+      <w:r>
+        <w:rPr>
+          <w:sz w:val="28"/>
+        </w:rPr>
+        <w:t>(40)</w:t>
+      </w:r>
+    </w:p>
+    <w:p>
+      <w:pPr>
+        <w:rPr>
+          <w:sz w:val="28"/>
+        </w:rPr>
+      </w:pPr>
+      <w:proofErr w:type="spellStart"/>
+      <w:r>
+        <w:rPr>
+          <w:sz w:val="28"/>
+        </w:rPr>
+        <w:t>lst.insert</w:t>
+      </w:r>
+      <w:proofErr w:type="spellEnd"/>
+      <w:r>
+        <w:rPr>
+          <w:sz w:val="28"/>
+        </w:rPr>
+        <w:t>(1, 15)</w:t>
+      </w:r>
+    </w:p>
+    <w:p>
+      <w:pPr>
+        <w:rPr>
+          <w:sz w:val="28"/>
+        </w:rPr>
+      </w:pPr>
+      <w:proofErr w:type="spellStart"/>
+      <w:r>
+        <w:rPr>
+          <w:sz w:val="28"/>
+        </w:rPr>
+        <w:t>lst.extend</w:t>
+      </w:r>
+      <w:proofErr w:type="spellEnd"/>
+      <w:r>
+        <w:rPr>
+          <w:sz w:val="28"/>
+        </w:rPr>
+        <w:t>([50, 60])</w:t>
+      </w:r>
+    </w:p>
+    <w:p>
+      <w:pPr>
+        <w:rPr>
+          <w:sz w:val="28"/>
+        </w:rPr>
+      </w:pPr>
+      <w:r>
+        <w:rPr>
+          <w:sz w:val="28"/>
+        </w:rPr>
+        <w:t>Difference:</w:t>
+      </w:r>
+    </w:p>
+    <w:p>
+      <w:pPr>
+        <w:rPr>
+          <w:sz w:val="28"/>
+        </w:rPr>
+      </w:pPr>
+      <w:proofErr w:type="spellStart"/>
+      <w:r>
+        <w:rPr>
+          <w:sz w:val="28"/>
+        </w:rPr>
+        <w:t>lst.append</w:t>
+      </w:r>
+      <w:proofErr w:type="spellEnd"/>
+      <w:r>
+        <w:rPr>
+          <w:sz w:val="28"/>
+        </w:rPr>
+        <w:t>([40, 50])</w:t>
+      </w:r>
+    </w:p>
+    <w:p>
+      <w:pPr>
+        <w:rPr>
+          <w:sz w:val="28"/>
+        </w:rPr>
+      </w:pPr>
+      <w:r>
+        <w:rPr>
+          <w:sz w:val="28"/>
+        </w:rPr>
+        <w:t># [10, 20, 30, [40, 50]]</w:t>
+      </w:r>
+    </w:p>
+    <w:p>
+      <w:pPr>
+        <w:rPr>
+          <w:sz w:val="28"/>
+        </w:rPr>
+      </w:pPr>
+    </w:p>
+    <w:p>
+      <w:pPr>
+        <w:rPr>
+          <w:sz w:val="28"/>
+        </w:rPr>
+      </w:pPr>
+      <w:proofErr w:type="spellStart"/>
+      <w:r>
+        <w:rPr>
+          <w:sz w:val="28"/>
+        </w:rPr>
+        <w:t>lst.extend</w:t>
+      </w:r>
+      <w:proofErr w:type="spellEnd"/>
+      <w:r>
+        <w:rPr>
+          <w:sz w:val="28"/>
+        </w:rPr>
+        <w:t>([40, 50])</w:t>
+      </w:r>
+    </w:p>
+    <w:p>
+      <w:pPr>
+        <w:rPr>
+          <w:sz w:val="28"/>
+        </w:rPr>
+      </w:pPr>
+      <w:r>
+        <w:rPr>
+          <w:sz w:val="28"/>
+        </w:rPr>
+        <w:t># [10, 20, 30, 40, 50]</w:t>
+      </w:r>
+    </w:p>
+    <w:p>
+      <w:pPr>
+        <w:rPr>
+          <w:b/>
+          <w:bCs/>
+          <w:sz w:val="28"/>
+        </w:rPr>
+      </w:pPr>
+      <w:r>
+        <w:rPr>
+          <w:b/>
+          <w:bCs/>
+          <w:sz w:val="28"/>
+        </w:rPr>
+        <w:t>Removing elements</w:t>
+      </w:r>
+    </w:p>
+    <w:p>
+      <w:pPr>
+        <w:rPr>
+          <w:sz w:val="28"/>
+        </w:rPr>
+      </w:pPr>
+      <w:proofErr w:type="spellStart"/>
+      <w:r>
+        <w:rPr>
+          <w:sz w:val="28"/>
+        </w:rPr>
+        <w:t>lst.remove</w:t>
+      </w:r>
+      <w:proofErr w:type="spellEnd"/>
+      <w:r>
+        <w:rPr>
+          <w:sz w:val="28"/>
+        </w:rPr>
+        <w:t>(20)     # removes first matching value</w:t>
+      </w:r>
+    </w:p>
+    <w:p>
+      <w:pPr>
+        <w:rPr>
+          <w:sz w:val="28"/>
+        </w:rPr>
+      </w:pPr>
+      <w:proofErr w:type="spellStart"/>
+      <w:r>
+        <w:rPr>
+          <w:sz w:val="28"/>
+        </w:rPr>
+        <w:t>lst.pop</w:t>
+      </w:r>
+      <w:proofErr w:type="spellEnd"/>
+      <w:r>
+        <w:rPr>
+          <w:sz w:val="28"/>
+        </w:rPr>
+        <w:t>()          # removes/returns last element</w:t>
+      </w:r>
+    </w:p>
+    <w:p>
+      <w:pPr>
+        <w:rPr>
+          <w:sz w:val="28"/>
+        </w:rPr>
+      </w:pPr>
+      <w:proofErr w:type="spellStart"/>
+      <w:r>
+        <w:rPr>
+          <w:sz w:val="28"/>
+        </w:rPr>
+        <w:t>lst.pop</w:t>
+      </w:r>
+      <w:proofErr w:type="spellEnd"/>
+      <w:r>
+        <w:rPr>
+          <w:sz w:val="28"/>
+        </w:rPr>
+        <w:t>(1)         # removes/returns index 1</w:t>
+      </w:r>
+    </w:p>
+    <w:p>
+      <w:pPr>
+        <w:rPr>
+          <w:sz w:val="28"/>
+        </w:rPr>
+      </w:pPr>
+      <w:proofErr w:type="spellStart"/>
+      <w:r>
+        <w:rPr>
+          <w:sz w:val="28"/>
+        </w:rPr>
+        <w:t>lst.clear</w:t>
+      </w:r>
+      <w:proofErr w:type="spellEnd"/>
+      <w:r>
+        <w:rPr>
+          <w:sz w:val="28"/>
+        </w:rPr>
+        <w:t>()        # removes everything</w:t>
+      </w:r>
+    </w:p>
+    <w:p>
+      <w:pPr>
+        <w:rPr>
+          <w:b/>
+          <w:bCs/>
+          <w:sz w:val="28"/>
+        </w:rPr>
+      </w:pPr>
+      <w:r>
+        <w:rPr>
+          <w:b/>
+          <w:bCs/>
+          <w:sz w:val="28"/>
+        </w:rPr>
+        <w:t>Searching</w:t>
+      </w:r>
+    </w:p>
+    <w:p>
+      <w:pPr>
+        <w:rPr>
+          <w:sz w:val="28"/>
+        </w:rPr>
+      </w:pPr>
+      <w:proofErr w:type="spellStart"/>
+      <w:r>
+        <w:rPr>
+          <w:sz w:val="28"/>
+        </w:rPr>
+        <w:t>lst.index</w:t>
+      </w:r>
+      <w:proofErr w:type="spellEnd"/>
+      <w:r>
+        <w:rPr>
+          <w:sz w:val="28"/>
+        </w:rPr>
+        <w:t>(30)</w:t>
+      </w:r>
+    </w:p>
+    <w:p>
+      <w:pPr>
+        <w:rPr>
+          <w:sz w:val="28"/>
+        </w:rPr>
+      </w:pPr>
+      <w:proofErr w:type="spellStart"/>
+      <w:r>
+        <w:rPr>
+          <w:sz w:val="28"/>
+        </w:rPr>
+        <w:lastRenderedPageBreak/>
+        <w:t>lst.count</w:t>
+      </w:r>
+      <w:proofErr w:type="spellEnd"/>
+      <w:r>
+        <w:rPr>
+          <w:sz w:val="28"/>
+        </w:rPr>
+        <w:t>(30)</w:t>
+      </w:r>
+    </w:p>
+    <w:p>
+      <w:pPr>
+        <w:rPr>
+          <w:b/>
+          <w:bCs/>
+          <w:sz w:val="28"/>
+        </w:rPr>
+      </w:pPr>
+      <w:r>
+        <w:rPr>
+          <w:b/>
+          <w:bCs/>
+          <w:sz w:val="28"/>
+        </w:rPr>
+        <w:t>Ordering</w:t>
+      </w:r>
+    </w:p>
+    <w:p>
+      <w:pPr>
+        <w:rPr>
+          <w:sz w:val="28"/>
+        </w:rPr>
+      </w:pPr>
+      <w:proofErr w:type="spellStart"/>
+      <w:r>
+        <w:rPr>
+          <w:sz w:val="28"/>
+        </w:rPr>
+        <w:t>lst.sort</w:t>
+      </w:r>
+      <w:proofErr w:type="spellEnd"/>
+      <w:r>
+        <w:rPr>
+          <w:sz w:val="28"/>
+        </w:rPr>
+        <w:t>()</w:t>
+      </w:r>
+    </w:p>
+    <w:p>
+      <w:pPr>
+        <w:rPr>
+          <w:sz w:val="28"/>
+        </w:rPr>
+      </w:pPr>
+      <w:proofErr w:type="spellStart"/>
+      <w:r>
+        <w:rPr>
+          <w:sz w:val="28"/>
+        </w:rPr>
+        <w:t>lst.sort</w:t>
+      </w:r>
+      <w:proofErr w:type="spellEnd"/>
+      <w:r>
+        <w:rPr>
+          <w:sz w:val="28"/>
+        </w:rPr>
+        <w:t>(reverse=True)</w:t>
+      </w:r>
+    </w:p>
+    <w:p>
+      <w:pPr>
+        <w:rPr>
+          <w:sz w:val="28"/>
+        </w:rPr>
+      </w:pPr>
+    </w:p>
+    <w:p>
+      <w:pPr>
+        <w:rPr>
+          <w:sz w:val="28"/>
+        </w:rPr>
+      </w:pPr>
+      <w:proofErr w:type="spellStart"/>
+      <w:r>
+        <w:rPr>
+          <w:sz w:val="28"/>
+        </w:rPr>
+        <w:t>lst.reverse</w:t>
+      </w:r>
+      <w:proofErr w:type="spellEnd"/>
+      <w:r>
+        <w:rPr>
+          <w:sz w:val="28"/>
+        </w:rPr>
+        <w:t>()</w:t>
+      </w:r>
+    </w:p>
+    <w:p>
+      <w:pPr>
+        <w:rPr>
+          <w:sz w:val="28"/>
+        </w:rPr>
+      </w:pPr>
+      <w:r>
+        <w:rPr>
+          <w:sz w:val="28"/>
+        </w:rPr>
+        <w:t>sort() modifies the original list:</w:t>
+      </w:r>
+    </w:p>
+    <w:p>
+      <w:pPr>
+        <w:rPr>
+          <w:sz w:val="28"/>
+        </w:rPr>
+      </w:pPr>
+      <w:proofErr w:type="spellStart"/>
+      <w:r>
+        <w:rPr>
+          <w:sz w:val="28"/>
+        </w:rPr>
+        <w:t>lst.sort</w:t>
+      </w:r>
+      <w:proofErr w:type="spellEnd"/>
+      <w:r>
+        <w:rPr>
+          <w:sz w:val="28"/>
+        </w:rPr>
+        <w:t>()</w:t>
+      </w:r>
+    </w:p>
+    <w:p>
+      <w:pPr>
+        <w:rPr>
+          <w:sz w:val="28"/>
+        </w:rPr>
+      </w:pPr>
+      <w:r>
+        <w:rPr>
+          <w:sz w:val="28"/>
+        </w:rPr>
+        <w:t>sorted() creates a new list:</w:t>
+      </w:r>
+    </w:p>
+    <w:p>
+      <w:pPr>
+        <w:rPr>
+          <w:sz w:val="28"/>
+        </w:rPr>
+      </w:pPr>
+      <w:proofErr w:type="spellStart"/>
+      <w:r>
+        <w:rPr>
+          <w:sz w:val="28"/>
+        </w:rPr>
+        <w:t>new_lst</w:t>
+      </w:r>
+      <w:proofErr w:type="spellEnd"/>
+      <w:r>
+        <w:rPr>
+          <w:sz w:val="28"/>
+        </w:rPr>
+        <w:t xml:space="preserve"> = sorted(</w:t>
+      </w:r>
+      <w:proofErr w:type="spellStart"/>
+      <w:r>
+        <w:rPr>
+          <w:sz w:val="28"/>
+        </w:rPr>
+        <w:t>lst</w:t>
+      </w:r>
+      <w:proofErr w:type="spellEnd"/>
+      <w:r>
+        <w:rPr>
+          <w:sz w:val="28"/>
+        </w:rPr>
+        <w:t>)</w:t>
+      </w:r>
+    </w:p>
+    <w:p>
+      <w:pPr>
+        <w:rPr>
+          <w:b/>
+          <w:bCs/>
+          <w:sz w:val="28"/>
+        </w:rPr>
+      </w:pPr>
+      <w:r>
+        <w:rPr>
+          <w:b/>
+          <w:bCs/>
+          <w:sz w:val="28"/>
+        </w:rPr>
+        <w:t>Copying</w:t>
+      </w:r>
+    </w:p>
+    <w:p>
+      <w:pPr>
+        <w:rPr>
+          <w:sz w:val="28"/>
+        </w:rPr>
+      </w:pPr>
+      <w:proofErr w:type="spellStart"/>
+      <w:r>
+        <w:rPr>
+          <w:sz w:val="28"/>
+        </w:rPr>
+        <w:t>lst.copy</w:t>
+      </w:r>
+      <w:proofErr w:type="spellEnd"/>
+      <w:r>
+        <w:rPr>
+          <w:sz w:val="28"/>
+        </w:rPr>
+        <w:t>()</w:t>
+      </w:r>
+    </w:p>
+    <w:p>
+      <w:pPr>
+        <w:rPr>
+          <w:sz w:val="28"/>
+        </w:rPr>
+      </w:pPr>
+      <w:r>
+        <w:rPr>
+          <w:sz w:val="28"/>
+        </w:rPr>
+        <w:t>Also:</w:t>
+      </w:r>
+    </w:p>
+    <w:p>
+      <w:pPr>
+        <w:rPr>
+          <w:sz w:val="28"/>
+        </w:rPr>
+      </w:pPr>
+      <w:proofErr w:type="spellStart"/>
+      <w:r>
+        <w:rPr>
+          <w:sz w:val="28"/>
+        </w:rPr>
+        <w:t>new_lst</w:t>
+      </w:r>
+      <w:proofErr w:type="spellEnd"/>
+      <w:r>
+        <w:rPr>
+          <w:sz w:val="28"/>
+        </w:rPr>
+        <w:t xml:space="preserve"> = </w:t>
+      </w:r>
+      <w:proofErr w:type="spellStart"/>
+      <w:r>
+        <w:rPr>
+          <w:sz w:val="28"/>
+        </w:rPr>
+        <w:t>lst</w:t>
+      </w:r>
+      <w:proofErr w:type="spellEnd"/>
+      <w:r>
+        <w:rPr>
+          <w:sz w:val="28"/>
+        </w:rPr>
+        <w:t>[:]</w:t>
+      </w:r>
+    </w:p>
+    <w:p>
+      <w:pPr>
+        <w:rPr>
+          <w:b/>
+          <w:bCs/>
+          <w:sz w:val="28"/>
+        </w:rPr>
+      </w:pPr>
+      <w:r>
+        <w:rPr>
+          <w:b/>
+          <w:bCs/>
+          <w:sz w:val="28"/>
+        </w:rPr>
+        <w:t>Useful list operations</w:t>
+      </w:r>
+    </w:p>
+    <w:p>
+      <w:pPr>
+        <w:rPr>
+          <w:sz w:val="28"/>
+        </w:rPr>
+      </w:pPr>
+      <w:proofErr w:type="spellStart"/>
+      <w:r>
+        <w:rPr>
+          <w:sz w:val="28"/>
+        </w:rPr>
+        <w:t>len</w:t>
+      </w:r>
+      <w:proofErr w:type="spellEnd"/>
+      <w:r>
+        <w:rPr>
+          <w:sz w:val="28"/>
+        </w:rPr>
+        <w:t>(</w:t>
+      </w:r>
+      <w:proofErr w:type="spellStart"/>
+      <w:r>
+        <w:rPr>
+          <w:sz w:val="28"/>
+        </w:rPr>
+        <w:t>lst</w:t>
+      </w:r>
+      <w:proofErr w:type="spellEnd"/>
+      <w:r>
+        <w:rPr>
+          <w:sz w:val="28"/>
+        </w:rPr>
+        <w:t>)</w:t>
+      </w:r>
+    </w:p>
+    <w:p>
+      <w:pPr>
+        <w:rPr>
+          <w:sz w:val="28"/>
+        </w:rPr>
+      </w:pPr>
+      <w:r>
+        <w:rPr>
+          <w:sz w:val="28"/>
+        </w:rPr>
+        <w:t>max(</w:t>
+      </w:r>
+      <w:proofErr w:type="spellStart"/>
+      <w:r>
+        <w:rPr>
+          <w:sz w:val="28"/>
+        </w:rPr>
+        <w:t>lst</w:t>
+      </w:r>
+      <w:proofErr w:type="spellEnd"/>
+      <w:r>
+        <w:rPr>
+          <w:sz w:val="28"/>
+        </w:rPr>
+        <w:t>)</w:t>
+      </w:r>
+    </w:p>
+    <w:p>
+      <w:pPr>
+        <w:rPr>
+          <w:sz w:val="28"/>
+        </w:rPr>
+      </w:pPr>
+      <w:r>
+        <w:rPr>
+          <w:sz w:val="28"/>
+        </w:rPr>
+        <w:t>min(</w:t>
+      </w:r>
+      <w:proofErr w:type="spellStart"/>
+      <w:r>
+        <w:rPr>
+          <w:sz w:val="28"/>
+        </w:rPr>
+        <w:t>lst</w:t>
+      </w:r>
+      <w:proofErr w:type="spellEnd"/>
+      <w:r>
+        <w:rPr>
+          <w:sz w:val="28"/>
+        </w:rPr>
+        <w:t>)</w:t>
+      </w:r>
+    </w:p>
+    <w:p>
+      <w:pPr>
+        <w:rPr>
+          <w:sz w:val="28"/>
+        </w:rPr>
+      </w:pPr>
+      <w:r>
+        <w:rPr>
+          <w:sz w:val="28"/>
+        </w:rPr>
+        <w:t>sum(</w:t>
+      </w:r>
+      <w:proofErr w:type="spellStart"/>
+      <w:r>
+        <w:rPr>
+          <w:sz w:val="28"/>
+        </w:rPr>
+        <w:t>lst</w:t>
+      </w:r>
+      <w:proofErr w:type="spellEnd"/>
+      <w:r>
+        <w:rPr>
+          <w:sz w:val="28"/>
+        </w:rPr>
+        <w:t>)</w:t>
+      </w:r>
+    </w:p>
+    <w:p>
+      <w:pPr>
+        <w:rPr>
+          <w:sz w:val="28"/>
+        </w:rPr>
+      </w:pPr>
+      <w:r>
+        <w:rPr>
+          <w:sz w:val="28"/>
+        </w:rPr>
+        <w:t>sorted(</w:t>
+      </w:r>
+      <w:proofErr w:type="spellStart"/>
+      <w:r>
+        <w:rPr>
+          <w:sz w:val="28"/>
+        </w:rPr>
+        <w:t>lst</w:t>
+      </w:r>
+      <w:proofErr w:type="spellEnd"/>
+      <w:r>
+        <w:rPr>
+          <w:sz w:val="28"/>
+        </w:rPr>
+        <w:t>)</w:t>
+      </w:r>
+    </w:p>
+    <w:p>
+      <w:pPr>
+        <w:rPr>
+          <w:sz w:val="28"/>
+        </w:rPr>
+      </w:pPr>
+      <w:r>
+        <w:rPr>
+          <w:sz w:val="28"/>
+        </w:rPr>
+        <w:t>reversed(</w:t>
+      </w:r>
+      <w:proofErr w:type="spellStart"/>
+      <w:r>
+        <w:rPr>
+          <w:sz w:val="28"/>
+        </w:rPr>
+        <w:t>lst</w:t>
+      </w:r>
+      <w:proofErr w:type="spellEnd"/>
+      <w:r>
+        <w:rPr>
+          <w:sz w:val="28"/>
+        </w:rPr>
+        <w:t>)</w:t>
+      </w:r>
+    </w:p>
+    <w:p>
+      <w:pPr>
+        <w:rPr>
+          <w:sz w:val="28"/>
+        </w:rPr>
+      </w:pPr>
+      <w:r>
+        <w:rPr>
+          <w:sz w:val="28"/>
+        </w:rPr>
+        <w:t>List slicing:</w:t>
+      </w:r>
+    </w:p>
+    <w:p>
+      <w:pPr>
+        <w:rPr>
+          <w:sz w:val="28"/>
+        </w:rPr>
+      </w:pPr>
+      <w:proofErr w:type="spellStart"/>
+      <w:r>
+        <w:rPr>
+          <w:sz w:val="28"/>
+        </w:rPr>
+        <w:t>lst</w:t>
+      </w:r>
+      <w:proofErr w:type="spellEnd"/>
+      <w:r>
+        <w:rPr>
+          <w:sz w:val="28"/>
+        </w:rPr>
+        <w:t>[</w:t>
+      </w:r>
+      <w:proofErr w:type="spellStart"/>
+      <w:r>
+        <w:rPr>
+          <w:sz w:val="28"/>
+        </w:rPr>
+        <w:t>start:stop:step</w:t>
+      </w:r>
+      <w:proofErr w:type="spellEnd"/>
+      <w:r>
+        <w:rPr>
+          <w:sz w:val="28"/>
+        </w:rPr>
+        <w:t>]</w:t>
+      </w:r>
+    </w:p>
+    <w:p>
+      <w:pPr>
+        <w:rPr>
+          <w:sz w:val="28"/>
+        </w:rPr>
+      </w:pPr>
+    </w:p>
+    <w:p>
+      <w:pPr>
+        <w:rPr>
+          <w:sz w:val="28"/>
+        </w:rPr>
+      </w:pPr>
+      <w:proofErr w:type="spellStart"/>
+      <w:r>
+        <w:rPr>
+          <w:sz w:val="28"/>
+        </w:rPr>
+        <w:t>lst</w:t>
+      </w:r>
+      <w:proofErr w:type="spellEnd"/>
+      <w:r>
+        <w:rPr>
+          <w:sz w:val="28"/>
+        </w:rPr>
+        <w:t>[1:4]</w:t>
+      </w:r>
+    </w:p>
+    <w:p>
+      <w:pPr>
+        <w:rPr>
+          <w:sz w:val="28"/>
+        </w:rPr>
+      </w:pPr>
+      <w:proofErr w:type="spellStart"/>
+      <w:r>
+        <w:rPr>
+          <w:sz w:val="28"/>
+        </w:rPr>
+        <w:t>lst</w:t>
+      </w:r>
+      <w:proofErr w:type="spellEnd"/>
+      <w:r>
+        <w:rPr>
+          <w:sz w:val="28"/>
+        </w:rPr>
+        <w:t>[::-1]</w:t>
+      </w:r>
+    </w:p>
+    <w:p>
+      <w:pPr>
+        <w:rPr>
+          <w:b/>
+          <w:bCs/>
+          <w:sz w:val="28"/>
+        </w:rPr>
+      </w:pPr>
+      <w:r>
+        <w:rPr>
+          <w:b/>
+          <w:bCs/>
+          <w:sz w:val="28"/>
+        </w:rPr>
+        <w:lastRenderedPageBreak/>
+        <w:t>List comprehension</w:t>
+      </w:r>
+    </w:p>
+    <w:p>
+      <w:pPr>
+        <w:rPr>
+          <w:sz w:val="28"/>
+        </w:rPr>
+      </w:pPr>
+      <w:r>
+        <w:rPr>
+          <w:sz w:val="28"/>
+        </w:rPr>
+        <w:t>Not a method, but extremely important:</w:t>
+      </w:r>
+    </w:p>
+    <w:p>
+      <w:pPr>
+        <w:rPr>
+          <w:sz w:val="28"/>
+        </w:rPr>
+      </w:pPr>
+      <w:r>
+        <w:rPr>
+          <w:sz w:val="28"/>
+        </w:rPr>
+        <w:t xml:space="preserve">[x * 2 for x in </w:t>
+      </w:r>
+      <w:proofErr w:type="spellStart"/>
+      <w:r>
+        <w:rPr>
+          <w:sz w:val="28"/>
+        </w:rPr>
+        <w:t>lst</w:t>
+      </w:r>
+      <w:proofErr w:type="spellEnd"/>
+      <w:r>
+        <w:rPr>
+          <w:sz w:val="28"/>
+        </w:rPr>
+        <w:t>]</w:t>
+      </w:r>
+    </w:p>
+    <w:p>
+      <w:pPr>
+        <w:rPr>
+          <w:sz w:val="28"/>
+        </w:rPr>
+      </w:pPr>
+      <w:r>
+        <w:rPr>
+          <w:sz w:val="28"/>
+        </w:rPr>
+        <w:t>With condition:</w:t>
+      </w:r>
+    </w:p>
+    <w:p>
+      <w:pPr>
+        <w:rPr>
+          <w:sz w:val="28"/>
+        </w:rPr>
+      </w:pPr>
+      <w:r>
+        <w:rPr>
+          <w:sz w:val="28"/>
+        </w:rPr>
+        <w:t xml:space="preserve">[x for x in </w:t>
+      </w:r>
+      <w:proofErr w:type="spellStart"/>
+      <w:r>
+        <w:rPr>
+          <w:sz w:val="28"/>
+        </w:rPr>
+        <w:t>lst</w:t>
+      </w:r>
+      <w:proofErr w:type="spellEnd"/>
+      <w:r>
+        <w:rPr>
+          <w:sz w:val="28"/>
+        </w:rPr>
+        <w:t xml:space="preserve"> if x &gt; 10]</w:t>
+      </w:r>
+    </w:p>
+    <w:p>
+      <w:pPr>
+        <w:pBdr>
+          <w:top w:val="single" w:sz="6" w:space="1" w:color="auto"/>
+          <w:bottom w:val="single" w:sz="6" w:space="1" w:color="auto"/>
+        </w:pBdr>
+        <w:rPr>
+          <w:sz w:val="28"/>
+        </w:rPr>
+      </w:pPr>
+    </w:p>
+    <w:p>
+      <w:pPr>
+        <w:rPr>
+          <w:b/>
+          <w:bCs/>
+          <w:sz w:val="28"/>
+        </w:rPr>
+      </w:pPr>
+      <w:r>
+        <w:rPr>
+          <w:b/>
+          <w:bCs/>
+          <w:sz w:val="28"/>
+        </w:rPr>
+        <w:t>3. Tuples — tuple</w:t>
+      </w:r>
+    </w:p>
+    <w:p>
+      <w:pPr>
+        <w:rPr>
+          <w:sz w:val="28"/>
+        </w:rPr>
+      </w:pPr>
+      <w:r>
+        <w:rPr>
+          <w:sz w:val="28"/>
+        </w:rPr>
+        <w:t>Tuples are immutable and ordered.</w:t>
+      </w:r>
+    </w:p>
+    <w:p>
+      <w:pPr>
+        <w:rPr>
+          <w:sz w:val="28"/>
+        </w:rPr>
+      </w:pPr>
+      <w:r>
+        <w:rPr>
+          <w:sz w:val="28"/>
+        </w:rPr>
+        <w:t>t = (10, 20, 30)</w:t>
+      </w:r>
+    </w:p>
+    <w:p>
+      <w:pPr>
+        <w:rPr>
+          <w:sz w:val="28"/>
+        </w:rPr>
+      </w:pPr>
+      <w:r>
+        <w:rPr>
+          <w:sz w:val="28"/>
+        </w:rPr>
+        <w:t>Tuple has only two methods:</w:t>
+      </w:r>
+    </w:p>
+    <w:p>
+      <w:pPr>
+        <w:rPr>
+          <w:sz w:val="28"/>
+        </w:rPr>
+      </w:pPr>
+      <w:proofErr w:type="spellStart"/>
+      <w:r>
+        <w:rPr>
+          <w:sz w:val="28"/>
+        </w:rPr>
+        <w:t>t.count</w:t>
+      </w:r>
+      <w:proofErr w:type="spellEnd"/>
+      <w:r>
+        <w:rPr>
+          <w:sz w:val="28"/>
+        </w:rPr>
+        <w:t>(10)</w:t>
+      </w:r>
+    </w:p>
+    <w:p>
+      <w:pPr>
+        <w:rPr>
+          <w:sz w:val="28"/>
+        </w:rPr>
+      </w:pPr>
+      <w:proofErr w:type="spellStart"/>
+      <w:r>
+        <w:rPr>
+          <w:sz w:val="28"/>
+        </w:rPr>
+        <w:t>t.index</w:t>
+      </w:r>
+      <w:proofErr w:type="spellEnd"/>
+      <w:r>
+        <w:rPr>
+          <w:sz w:val="28"/>
+        </w:rPr>
+        <w:t>(20)</w:t>
+      </w:r>
+    </w:p>
+    <w:p>
+      <w:pPr>
+        <w:rPr>
+          <w:sz w:val="28"/>
+        </w:rPr>
+      </w:pPr>
+    </w:p>
+    <w:p>
+      <w:pPr>
+        <w:rPr>
+          <w:sz w:val="28"/>
+        </w:rPr>
+      </w:pPr>
+      <w:proofErr w:type="spellStart"/>
+      <w:r>
+        <w:rPr>
+          <w:sz w:val="28"/>
+        </w:rPr>
+        <w:t>len</w:t>
+      </w:r>
+      <w:proofErr w:type="spellEnd"/>
+      <w:r>
+        <w:rPr>
+          <w:sz w:val="28"/>
+        </w:rPr>
+        <w:t>(t)</w:t>
+      </w:r>
+    </w:p>
+    <w:p>
+      <w:pPr>
+        <w:rPr>
+          <w:sz w:val="28"/>
+        </w:rPr>
+      </w:pPr>
+      <w:r>
+        <w:rPr>
+          <w:sz w:val="28"/>
+        </w:rPr>
+        <w:t>max(t)</w:t>
+      </w:r>
+    </w:p>
+    <w:p>
+      <w:pPr>
+        <w:rPr>
+          <w:sz w:val="28"/>
+        </w:rPr>
+      </w:pPr>
+      <w:r>
+        <w:rPr>
+          <w:sz w:val="28"/>
+        </w:rPr>
+        <w:t>min(t)</w:t>
+      </w:r>
+    </w:p>
+    <w:p>
+      <w:pPr>
+        <w:rPr>
+          <w:sz w:val="28"/>
+        </w:rPr>
+      </w:pPr>
+      <w:r>
+        <w:rPr>
+          <w:sz w:val="28"/>
+        </w:rPr>
+        <w:t>sum(t)</w:t>
+      </w:r>
+    </w:p>
+    <w:p>
+      <w:pPr>
+        <w:rPr>
+          <w:sz w:val="28"/>
+        </w:rPr>
+      </w:pPr>
+      <w:r>
+        <w:rPr>
+          <w:sz w:val="28"/>
+        </w:rPr>
+        <w:t>sorted(t)</w:t>
+      </w:r>
+    </w:p>
+    <w:p>
+      <w:pPr>
+        <w:rPr>
+          <w:sz w:val="28"/>
+        </w:rPr>
+      </w:pPr>
+      <w:r>
+        <w:rPr>
+          <w:b/>
+          <w:bCs/>
+          <w:sz w:val="28"/>
+        </w:rPr>
+        <w:t>Indexing</w:t>
+      </w:r>
+      <w:r>
+        <w:rPr>
+          <w:sz w:val="28"/>
+        </w:rPr>
+        <w:t>:</w:t>
+      </w:r>
+    </w:p>
+    <w:p>
+      <w:pPr>
+        <w:rPr>
+          <w:sz w:val="28"/>
+        </w:rPr>
+      </w:pPr>
+      <w:r>
+        <w:rPr>
+          <w:sz w:val="28"/>
+        </w:rPr>
+        <w:t>t[0]</w:t>
+      </w:r>
+    </w:p>
+    <w:p>
+      <w:pPr>
+        <w:rPr>
+          <w:sz w:val="28"/>
+        </w:rPr>
+      </w:pPr>
+      <w:r>
+        <w:rPr>
+          <w:sz w:val="28"/>
+        </w:rPr>
+        <w:t>t[-1]</w:t>
+      </w:r>
+    </w:p>
+    <w:p>
+      <w:pPr>
+        <w:rPr>
+          <w:sz w:val="28"/>
+        </w:rPr>
+      </w:pPr>
+      <w:r>
+        <w:rPr>
+          <w:b/>
+          <w:bCs/>
+          <w:sz w:val="28"/>
+        </w:rPr>
+        <w:t>Slicing</w:t>
+      </w:r>
+      <w:r>
+        <w:rPr>
+          <w:sz w:val="28"/>
+        </w:rPr>
+        <w:t>:</w:t>
+      </w:r>
+    </w:p>
+    <w:p>
+      <w:pPr>
+        <w:rPr>
+          <w:sz w:val="28"/>
+        </w:rPr>
+      </w:pPr>
+      <w:r>
+        <w:rPr>
+          <w:sz w:val="28"/>
+        </w:rPr>
+        <w:t>t[1:3]</w:t>
+      </w:r>
+    </w:p>
+    <w:p>
+      <w:pPr>
+        <w:rPr>
+          <w:sz w:val="28"/>
+        </w:rPr>
+      </w:pPr>
+      <w:r>
+        <w:rPr>
+          <w:sz w:val="28"/>
+        </w:rPr>
+        <w:t>t[::-1]</w:t>
+      </w:r>
+    </w:p>
+    <w:p>
+      <w:pPr>
+        <w:rPr>
+          <w:sz w:val="28"/>
+        </w:rPr>
+      </w:pPr>
+      <w:r>
+        <w:rPr>
+          <w:b/>
+          <w:bCs/>
+          <w:sz w:val="28"/>
+        </w:rPr>
+        <w:t>Concatenation</w:t>
+      </w:r>
+      <w:r>
+        <w:rPr>
+          <w:sz w:val="28"/>
+        </w:rPr>
+        <w:t>:</w:t>
+      </w:r>
+    </w:p>
+    <w:p>
+      <w:pPr>
+        <w:rPr>
+          <w:sz w:val="28"/>
+        </w:rPr>
+      </w:pPr>
+      <w:r>
+        <w:rPr>
+          <w:sz w:val="28"/>
+        </w:rPr>
+        <w:t>(1, 2) + (3, 4)</w:t>
+      </w:r>
+    </w:p>
+    <w:p>
+      <w:pPr>
+        <w:rPr>
+          <w:sz w:val="28"/>
+        </w:rPr>
+      </w:pPr>
+      <w:r>
+        <w:rPr>
+          <w:sz w:val="28"/>
+        </w:rPr>
+        <w:lastRenderedPageBreak/>
+        <w:t>:</w:t>
+      </w:r>
+    </w:p>
+    <w:p>
+      <w:pPr>
+        <w:rPr>
+          <w:sz w:val="28"/>
+        </w:rPr>
+      </w:pPr>
+      <w:r>
+        <w:rPr>
+          <w:sz w:val="28"/>
+        </w:rPr>
+        <w:t>(1, 2) * 3</w:t>
+      </w:r>
+    </w:p>
+    <w:p>
+      <w:pPr>
+        <w:rPr>
+          <w:sz w:val="28"/>
+        </w:rPr>
+      </w:pPr>
+      <w:r>
+        <w:rPr>
+          <w:sz w:val="28"/>
+        </w:rPr>
+        <w:t xml:space="preserve"># (1, 2, </w:t>
+      </w:r>
+      <w:r>
+        <w:rPr>
+          <w:b/>
+          <w:bCs/>
+          <w:sz w:val="28"/>
+        </w:rPr>
+        <w:t>Repetition</w:t>
+      </w:r>
+      <w:r>
+        <w:rPr>
+          <w:sz w:val="28"/>
+        </w:rPr>
+        <w:t xml:space="preserve"> </w:t>
+      </w:r>
+      <w:r>
+        <w:rPr>
+          <w:sz w:val="28"/>
+        </w:rPr>
+        <w:t>1, 2, 1, 2)</w:t>
+      </w:r>
+    </w:p>
+    <w:p>
+      <w:pPr>
+        <w:rPr>
+          <w:sz w:val="28"/>
+        </w:rPr>
+      </w:pPr>
+      <w:r>
+        <w:rPr>
+          <w:b/>
+          <w:bCs/>
+          <w:sz w:val="28"/>
+        </w:rPr>
+        <w:t>Unpacking</w:t>
+      </w:r>
+      <w:r>
+        <w:rPr>
+          <w:sz w:val="28"/>
+        </w:rPr>
+        <w:t>:</w:t>
+      </w:r>
+    </w:p>
+    <w:p>
+      <w:pPr>
+        <w:rPr>
+          <w:sz w:val="28"/>
+        </w:rPr>
+      </w:pPr>
+      <w:r>
+        <w:rPr>
+          <w:sz w:val="28"/>
+        </w:rPr>
+        <w:t>a, b, c = (10, 20, 30)</w:t>
+      </w:r>
+    </w:p>
+    <w:p>
+      <w:pPr>
+        <w:rPr>
+          <w:sz w:val="28"/>
+        </w:rPr>
+      </w:pPr>
+      <w:r>
+        <w:rPr>
+          <w:b/>
+          <w:bCs/>
+          <w:sz w:val="28"/>
+        </w:rPr>
+        <w:t>Extended unpacking</w:t>
+      </w:r>
+      <w:r>
+        <w:rPr>
+          <w:sz w:val="28"/>
+        </w:rPr>
+        <w:t>:</w:t>
+      </w:r>
+    </w:p>
+    <w:p>
+      <w:pPr>
+        <w:rPr>
+          <w:sz w:val="28"/>
+        </w:rPr>
+      </w:pPr>
+      <w:r>
+        <w:rPr>
+          <w:sz w:val="28"/>
+        </w:rPr>
+        <w:t>a, *middle, b = (1, 2, 3, 4, 5)</w:t>
+      </w:r>
+    </w:p>
+    <w:p>
+      <w:pPr>
+        <w:pBdr>
+          <w:top w:val="single" w:sz="6" w:space="1" w:color="auto"/>
+          <w:bottom w:val="single" w:sz="6" w:space="1" w:color="auto"/>
+        </w:pBdr>
+        <w:rPr>
+          <w:sz w:val="28"/>
+        </w:rPr>
+      </w:pPr>
+    </w:p>
+    <w:p>
+      <w:pPr>
+        <w:rPr>
+          <w:b/>
+          <w:bCs/>
+          <w:sz w:val="32"/>
+          <w:szCs w:val="24"/>
+        </w:rPr>
+      </w:pPr>
+      <w:r>
+        <w:rPr>
+          <w:b/>
+          <w:bCs/>
+          <w:sz w:val="32"/>
+          <w:szCs w:val="24"/>
+        </w:rPr>
+        <w:t>4. Sets — set</w:t>
+      </w:r>
+    </w:p>
+    <w:p>
+      <w:pPr>
+        <w:rPr>
+          <w:b/>
+          <w:bCs/>
+          <w:sz w:val="28"/>
+        </w:rPr>
+      </w:pPr>
+      <w:r>
+        <w:rPr>
+          <w:b/>
+          <w:bCs/>
+          <w:sz w:val="28"/>
+        </w:rPr>
+        <w:t>Adding</w:t>
+      </w:r>
+    </w:p>
+    <w:p>
+      <w:pPr>
+        <w:rPr>
+          <w:sz w:val="28"/>
+        </w:rPr>
+      </w:pPr>
+      <w:proofErr w:type="spellStart"/>
+      <w:r>
+        <w:rPr>
+          <w:sz w:val="28"/>
+        </w:rPr>
+        <w:t>s.add</w:t>
+      </w:r>
+      <w:proofErr w:type="spellEnd"/>
+      <w:r>
+        <w:rPr>
+          <w:sz w:val="28"/>
+        </w:rPr>
+        <w:t>(4)</w:t>
+      </w:r>
+    </w:p>
+    <w:p>
+      <w:pPr>
+        <w:rPr>
+          <w:sz w:val="28"/>
+        </w:rPr>
+      </w:pPr>
+      <w:proofErr w:type="spellStart"/>
+      <w:r>
+        <w:rPr>
+          <w:sz w:val="28"/>
+        </w:rPr>
+        <w:t>s.update</w:t>
+      </w:r>
+      <w:proofErr w:type="spellEnd"/>
+      <w:r>
+        <w:rPr>
+          <w:sz w:val="28"/>
+        </w:rPr>
+        <w:t>([5, 6, 7])</w:t>
+      </w:r>
+    </w:p>
+    <w:p>
+      <w:pPr>
+        <w:rPr>
+          <w:b/>
+          <w:bCs/>
+          <w:sz w:val="28"/>
+        </w:rPr>
+      </w:pPr>
+      <w:r>
+        <w:rPr>
+          <w:b/>
+          <w:bCs/>
+          <w:sz w:val="28"/>
+        </w:rPr>
+        <w:t>Removing</w:t>
+      </w:r>
+    </w:p>
+    <w:p>
+      <w:pPr>
+        <w:rPr>
+          <w:sz w:val="28"/>
+        </w:rPr>
+      </w:pPr>
+      <w:proofErr w:type="spellStart"/>
+      <w:r>
+        <w:rPr>
+          <w:sz w:val="28"/>
+        </w:rPr>
+        <w:t>s.remove</w:t>
+      </w:r>
+      <w:proofErr w:type="spellEnd"/>
+      <w:r>
+        <w:rPr>
+          <w:sz w:val="28"/>
+        </w:rPr>
+        <w:t xml:space="preserve">(3)       # raises </w:t>
+      </w:r>
+      <w:proofErr w:type="spellStart"/>
+      <w:r>
+        <w:rPr>
+          <w:sz w:val="28"/>
+        </w:rPr>
+        <w:t>KeyError</w:t>
+      </w:r>
+      <w:proofErr w:type="spellEnd"/>
+      <w:r>
+        <w:rPr>
+          <w:sz w:val="28"/>
+        </w:rPr>
+        <w:t xml:space="preserve"> if absent</w:t>
+      </w:r>
+    </w:p>
+    <w:p>
+      <w:pPr>
+        <w:rPr>
+          <w:sz w:val="28"/>
+        </w:rPr>
+      </w:pPr>
+      <w:proofErr w:type="spellStart"/>
+      <w:r>
+        <w:rPr>
+          <w:sz w:val="28"/>
+        </w:rPr>
+        <w:t>s.discard</w:t>
+      </w:r>
+      <w:proofErr w:type="spellEnd"/>
+      <w:r>
+        <w:rPr>
+          <w:sz w:val="28"/>
+        </w:rPr>
+        <w:t>(3)      # doesn't raise error</w:t>
+      </w:r>
+    </w:p>
+    <w:p>
+      <w:pPr>
+        <w:rPr>
+          <w:sz w:val="28"/>
+        </w:rPr>
+      </w:pPr>
+      <w:proofErr w:type="spellStart"/>
+      <w:r>
+        <w:rPr>
+          <w:sz w:val="28"/>
+        </w:rPr>
+        <w:t>s.pop</w:t>
+      </w:r>
+      <w:proofErr w:type="spellEnd"/>
+      <w:r>
+        <w:rPr>
+          <w:sz w:val="28"/>
+        </w:rPr>
+        <w:t>()           # removes arbitrary element</w:t>
+      </w:r>
+    </w:p>
+    <w:p>
+      <w:pPr>
+        <w:rPr>
+          <w:sz w:val="28"/>
+        </w:rPr>
+      </w:pPr>
+      <w:proofErr w:type="spellStart"/>
+      <w:r>
+        <w:rPr>
+          <w:sz w:val="28"/>
+        </w:rPr>
+        <w:t>s.clear</w:t>
+      </w:r>
+      <w:proofErr w:type="spellEnd"/>
+      <w:r>
+        <w:rPr>
+          <w:sz w:val="28"/>
+        </w:rPr>
+        <w:t>()</w:t>
+      </w:r>
+    </w:p>
+    <w:p>
+      <w:pPr>
+        <w:rPr>
+          <w:b/>
+          <w:bCs/>
+          <w:sz w:val="28"/>
+        </w:rPr>
+      </w:pPr>
+      <w:r>
+        <w:rPr>
+          <w:b/>
+          <w:bCs/>
+          <w:sz w:val="28"/>
+        </w:rPr>
+        <w:t>Set operations</w:t>
+      </w:r>
+    </w:p>
+    <w:p>
+      <w:pPr>
+        <w:rPr>
+          <w:sz w:val="28"/>
+        </w:rPr>
+      </w:pPr>
+      <w:r>
+        <w:rPr>
+          <w:sz w:val="28"/>
+        </w:rPr>
+        <w:t>Suppose:</w:t>
+      </w:r>
+    </w:p>
+    <w:p>
+      <w:pPr>
+        <w:rPr>
+          <w:sz w:val="28"/>
+        </w:rPr>
+      </w:pPr>
+      <w:r>
+        <w:rPr>
+          <w:sz w:val="28"/>
+        </w:rPr>
+        <w:t>a = {1, 2, 3}</w:t>
+      </w:r>
+    </w:p>
+    <w:p>
+      <w:pPr>
+        <w:rPr>
+          <w:sz w:val="28"/>
+        </w:rPr>
+      </w:pPr>
+      <w:r>
+        <w:rPr>
+          <w:sz w:val="28"/>
+        </w:rPr>
+        <w:t>b = {3, 4, 5}</w:t>
+      </w:r>
+    </w:p>
+    <w:p>
+      <w:pPr>
+        <w:rPr>
+          <w:sz w:val="28"/>
+        </w:rPr>
+      </w:pPr>
+      <w:r>
+        <w:rPr>
+          <w:b/>
+          <w:bCs/>
+          <w:sz w:val="28"/>
+        </w:rPr>
+        <w:t>Union</w:t>
+      </w:r>
+      <w:r>
+        <w:rPr>
+          <w:sz w:val="28"/>
+        </w:rPr>
+        <w:t>:</w:t>
+      </w:r>
+    </w:p>
+    <w:p>
+      <w:pPr>
+        <w:rPr>
+          <w:sz w:val="28"/>
+        </w:rPr>
+      </w:pPr>
+      <w:proofErr w:type="spellStart"/>
+      <w:r>
+        <w:rPr>
+          <w:sz w:val="28"/>
+        </w:rPr>
+        <w:t>a.union</w:t>
+      </w:r>
+      <w:proofErr w:type="spellEnd"/>
+      <w:r>
+        <w:rPr>
+          <w:sz w:val="28"/>
+        </w:rPr>
+        <w:t>(b)</w:t>
+      </w:r>
+    </w:p>
+    <w:p>
+      <w:pPr>
+        <w:rPr>
+          <w:sz w:val="28"/>
+        </w:rPr>
+      </w:pPr>
+      <w:r>
+        <w:rPr>
+          <w:sz w:val="28"/>
+        </w:rPr>
+        <w:t>a | b</w:t>
+      </w:r>
+    </w:p>
+    <w:p>
+      <w:pPr>
+        <w:rPr>
+          <w:sz w:val="28"/>
+        </w:rPr>
+      </w:pPr>
+      <w:r>
+        <w:rPr>
+          <w:sz w:val="28"/>
+        </w:rPr>
+        <w:t># {1, 2, 3, 4, 5}</w:t>
+      </w:r>
+    </w:p>
+    <w:p>
+      <w:pPr>
+        <w:rPr>
+          <w:b/>
+          <w:bCs/>
+          <w:sz w:val="28"/>
+        </w:rPr>
+      </w:pPr>
+    </w:p>
+    <w:p>
+      <w:pPr>
+        <w:rPr>
+          <w:sz w:val="28"/>
+        </w:rPr>
+      </w:pPr>
+      <w:r>
+        <w:rPr>
+          <w:b/>
+          <w:bCs/>
+          <w:sz w:val="28"/>
+        </w:rPr>
+        <w:lastRenderedPageBreak/>
+        <w:t>Intersection</w:t>
+      </w:r>
+      <w:r>
+        <w:rPr>
+          <w:sz w:val="28"/>
+        </w:rPr>
+        <w:t>:</w:t>
+      </w:r>
+    </w:p>
+    <w:p>
+      <w:pPr>
+        <w:rPr>
+          <w:sz w:val="28"/>
+        </w:rPr>
+      </w:pPr>
+      <w:proofErr w:type="spellStart"/>
+      <w:r>
+        <w:rPr>
+          <w:sz w:val="28"/>
+        </w:rPr>
+        <w:t>a.intersection</w:t>
+      </w:r>
+      <w:proofErr w:type="spellEnd"/>
+      <w:r>
+        <w:rPr>
+          <w:sz w:val="28"/>
+        </w:rPr>
+        <w:t>(b)</w:t>
+      </w:r>
+    </w:p>
+    <w:p>
+      <w:pPr>
+        <w:rPr>
+          <w:sz w:val="28"/>
+        </w:rPr>
+      </w:pPr>
+      <w:r>
+        <w:rPr>
+          <w:sz w:val="28"/>
+        </w:rPr>
+        <w:t>a &amp; b</w:t>
+      </w:r>
+    </w:p>
+    <w:p>
+      <w:pPr>
+        <w:rPr>
+          <w:sz w:val="28"/>
+        </w:rPr>
+      </w:pPr>
+      <w:r>
+        <w:rPr>
+          <w:sz w:val="28"/>
+        </w:rPr>
+        <w:t># {3}</w:t>
+      </w:r>
+    </w:p>
+    <w:p>
+      <w:pPr>
+        <w:rPr>
+          <w:sz w:val="28"/>
+        </w:rPr>
+      </w:pPr>
+      <w:r>
+        <w:rPr>
+          <w:b/>
+          <w:bCs/>
+          <w:sz w:val="28"/>
+        </w:rPr>
+        <w:t>Difference</w:t>
+      </w:r>
+      <w:r>
+        <w:rPr>
+          <w:sz w:val="28"/>
+        </w:rPr>
+        <w:t>:</w:t>
+      </w:r>
+    </w:p>
+    <w:p>
+      <w:pPr>
+        <w:rPr>
+          <w:sz w:val="28"/>
+        </w:rPr>
+      </w:pPr>
+      <w:proofErr w:type="spellStart"/>
+      <w:r>
+        <w:rPr>
+          <w:sz w:val="28"/>
+        </w:rPr>
+        <w:t>a.difference</w:t>
+      </w:r>
+      <w:proofErr w:type="spellEnd"/>
+      <w:r>
+        <w:rPr>
+          <w:sz w:val="28"/>
+        </w:rPr>
+        <w:t>(b)</w:t>
+      </w:r>
+    </w:p>
+    <w:p>
+      <w:pPr>
+        <w:rPr>
+          <w:sz w:val="28"/>
+        </w:rPr>
+      </w:pPr>
+      <w:r>
+        <w:rPr>
+          <w:sz w:val="28"/>
+        </w:rPr>
+        <w:t>a - b</w:t>
+      </w:r>
+    </w:p>
+    <w:p>
+      <w:pPr>
+        <w:rPr>
+          <w:sz w:val="28"/>
+        </w:rPr>
+      </w:pPr>
+      <w:r>
+        <w:rPr>
+          <w:sz w:val="28"/>
+        </w:rPr>
+        <w:t># {1, 2}</w:t>
+      </w:r>
+    </w:p>
+    <w:p>
+      <w:pPr>
+        <w:rPr>
+          <w:b/>
+          <w:bCs/>
+          <w:sz w:val="28"/>
+        </w:rPr>
+      </w:pPr>
+      <w:r>
+        <w:rPr>
+          <w:b/>
+          <w:bCs/>
+          <w:sz w:val="28"/>
+        </w:rPr>
+        <w:t>Symmetric difference:</w:t>
+      </w:r>
+    </w:p>
+    <w:p>
+      <w:pPr>
+        <w:rPr>
+          <w:sz w:val="28"/>
+        </w:rPr>
+      </w:pPr>
+      <w:proofErr w:type="spellStart"/>
+      <w:r>
+        <w:rPr>
+          <w:sz w:val="28"/>
+        </w:rPr>
+        <w:t>a.symmetric_difference</w:t>
+      </w:r>
+      <w:proofErr w:type="spellEnd"/>
+      <w:r>
+        <w:rPr>
+          <w:sz w:val="28"/>
+        </w:rPr>
+        <w:t>(b)</w:t>
+      </w:r>
+    </w:p>
+    <w:p>
+      <w:pPr>
+        <w:rPr>
+          <w:sz w:val="28"/>
+        </w:rPr>
+      </w:pPr>
+      <w:r>
+        <w:rPr>
+          <w:sz w:val="28"/>
+        </w:rPr>
+        <w:t>a ^ b</w:t>
+      </w:r>
+    </w:p>
+    <w:p>
+      <w:pPr>
+        <w:rPr>
+          <w:sz w:val="28"/>
+        </w:rPr>
+      </w:pPr>
+      <w:r>
+        <w:rPr>
+          <w:sz w:val="28"/>
+        </w:rPr>
+        <w:t># {1, 2, 4, 5}</w:t>
+      </w:r>
+    </w:p>
+    <w:p>
+      <w:pPr>
+        <w:rPr>
+          <w:b/>
+          <w:bCs/>
+          <w:sz w:val="28"/>
+        </w:rPr>
+      </w:pPr>
+      <w:r>
+        <w:rPr>
+          <w:b/>
+          <w:bCs/>
+          <w:sz w:val="28"/>
+        </w:rPr>
+        <w:t>Relationship checks</w:t>
+      </w:r>
+    </w:p>
+    <w:p>
+      <w:pPr>
+        <w:rPr>
+          <w:sz w:val="28"/>
+        </w:rPr>
+      </w:pPr>
+      <w:proofErr w:type="spellStart"/>
+      <w:r>
+        <w:rPr>
+          <w:sz w:val="28"/>
+        </w:rPr>
+        <w:t>a.issubset</w:t>
+      </w:r>
+      <w:proofErr w:type="spellEnd"/>
+      <w:r>
+        <w:rPr>
+          <w:sz w:val="28"/>
+        </w:rPr>
+        <w:t>(b)</w:t>
+      </w:r>
+    </w:p>
+    <w:p>
+      <w:pPr>
+        <w:rPr>
+          <w:sz w:val="28"/>
+        </w:rPr>
+      </w:pPr>
+      <w:proofErr w:type="spellStart"/>
+      <w:r>
+        <w:rPr>
+          <w:sz w:val="28"/>
+        </w:rPr>
+        <w:t>a.issuperset</w:t>
+      </w:r>
+      <w:proofErr w:type="spellEnd"/>
+      <w:r>
+        <w:rPr>
+          <w:sz w:val="28"/>
+        </w:rPr>
+        <w:t>(b)</w:t>
+      </w:r>
+    </w:p>
+    <w:p>
+      <w:pPr>
+        <w:rPr>
+          <w:sz w:val="28"/>
+        </w:rPr>
+      </w:pPr>
+      <w:proofErr w:type="spellStart"/>
+      <w:r>
+        <w:rPr>
+          <w:sz w:val="28"/>
+        </w:rPr>
+        <w:t>a.isdisjoint</w:t>
+      </w:r>
+      <w:proofErr w:type="spellEnd"/>
+      <w:r>
+        <w:rPr>
+          <w:sz w:val="28"/>
+        </w:rPr>
+        <w:t>(b)</w:t>
+      </w:r>
+    </w:p>
+    <w:p>
+      <w:pPr>
+        <w:rPr>
+          <w:b/>
+          <w:bCs/>
+          <w:sz w:val="28"/>
+        </w:rPr>
+      </w:pPr>
+      <w:r>
+        <w:rPr>
+          <w:b/>
+          <w:bCs/>
+          <w:sz w:val="28"/>
+        </w:rPr>
+        <w:t>Operators:</w:t>
+      </w:r>
+    </w:p>
+    <w:p>
+      <w:pPr>
+        <w:rPr>
+          <w:sz w:val="28"/>
+        </w:rPr>
+      </w:pPr>
+      <w:r>
+        <w:rPr>
+          <w:sz w:val="28"/>
+        </w:rPr>
+        <w:t>a &lt;= b      # subset</w:t>
+      </w:r>
+    </w:p>
+    <w:p>
+      <w:pPr>
+        <w:rPr>
+          <w:sz w:val="28"/>
+        </w:rPr>
+      </w:pPr>
+      <w:r>
+        <w:rPr>
+          <w:sz w:val="28"/>
+        </w:rPr>
+        <w:t>a &lt; b       # proper subset</w:t>
+      </w:r>
+    </w:p>
+    <w:p>
+      <w:pPr>
+        <w:rPr>
+          <w:sz w:val="28"/>
+        </w:rPr>
+      </w:pPr>
+      <w:r>
+        <w:rPr>
+          <w:sz w:val="28"/>
+        </w:rPr>
+        <w:t>a &gt;= b      # superset</w:t>
+      </w:r>
+    </w:p>
+    <w:p>
+      <w:pPr>
+        <w:rPr>
+          <w:sz w:val="28"/>
+        </w:rPr>
+      </w:pPr>
+      <w:r>
+        <w:rPr>
+          <w:sz w:val="28"/>
+        </w:rPr>
+        <w:t>a &gt; b       # proper superset</w:t>
+      </w:r>
+    </w:p>
+    <w:p>
+      <w:pPr>
+        <w:rPr>
+          <w:b/>
+          <w:bCs/>
+          <w:sz w:val="28"/>
+        </w:rPr>
+      </w:pPr>
+      <w:r>
+        <w:rPr>
+          <w:b/>
+          <w:bCs/>
+          <w:sz w:val="28"/>
+        </w:rPr>
+        <w:t>Updating sets</w:t>
+      </w:r>
+    </w:p>
+    <w:p>
+      <w:pPr>
+        <w:rPr>
+          <w:sz w:val="28"/>
+        </w:rPr>
+      </w:pPr>
+      <w:r>
+        <w:rPr>
+          <w:sz w:val="28"/>
+        </w:rPr>
+        <w:t>These modify the original set:</w:t>
+      </w:r>
+    </w:p>
+    <w:p>
+      <w:pPr>
+        <w:rPr>
+          <w:sz w:val="28"/>
+        </w:rPr>
+      </w:pPr>
+      <w:proofErr w:type="spellStart"/>
+      <w:r>
+        <w:rPr>
+          <w:sz w:val="28"/>
+        </w:rPr>
+        <w:t>a.update</w:t>
+      </w:r>
+      <w:proofErr w:type="spellEnd"/>
+      <w:r>
+        <w:rPr>
+          <w:sz w:val="28"/>
+        </w:rPr>
+        <w:t>(b)</w:t>
+      </w:r>
+    </w:p>
+    <w:p>
+      <w:pPr>
+        <w:rPr>
+          <w:sz w:val="28"/>
+        </w:rPr>
+      </w:pPr>
+      <w:proofErr w:type="spellStart"/>
+      <w:r>
+        <w:rPr>
+          <w:sz w:val="28"/>
+        </w:rPr>
+        <w:t>a.intersection_update</w:t>
+      </w:r>
+      <w:proofErr w:type="spellEnd"/>
+      <w:r>
+        <w:rPr>
+          <w:sz w:val="28"/>
+        </w:rPr>
+        <w:t>(b)</w:t>
+      </w:r>
+    </w:p>
+    <w:p>
+      <w:pPr>
+        <w:rPr>
+          <w:sz w:val="28"/>
+        </w:rPr>
+      </w:pPr>
+      <w:proofErr w:type="spellStart"/>
+      <w:r>
+        <w:rPr>
+          <w:sz w:val="28"/>
+        </w:rPr>
+        <w:t>a.difference_update</w:t>
+      </w:r>
+      <w:proofErr w:type="spellEnd"/>
+      <w:r>
+        <w:rPr>
+          <w:sz w:val="28"/>
+        </w:rPr>
+        <w:t>(b)</w:t>
+      </w:r>
+    </w:p>
+    <w:p>
+      <w:pPr>
+        <w:rPr>
+          <w:sz w:val="28"/>
+        </w:rPr>
+      </w:pPr>
+      <w:proofErr w:type="spellStart"/>
+      <w:r>
+        <w:rPr>
+          <w:sz w:val="28"/>
+        </w:rPr>
+        <w:lastRenderedPageBreak/>
+        <w:t>a.symmetric_difference_update</w:t>
+      </w:r>
+      <w:proofErr w:type="spellEnd"/>
+      <w:r>
+        <w:rPr>
+          <w:sz w:val="28"/>
+        </w:rPr>
+        <w:t>(b)</w:t>
+      </w:r>
+    </w:p>
+    <w:p>
+      <w:pPr>
+        <w:rPr>
+          <w:b/>
+          <w:bCs/>
+          <w:sz w:val="28"/>
+        </w:rPr>
+      </w:pPr>
+      <w:r>
+        <w:rPr>
+          <w:b/>
+          <w:bCs/>
+          <w:sz w:val="28"/>
+        </w:rPr>
+        <w:t>Copy</w:t>
+      </w:r>
+    </w:p>
+    <w:p>
+      <w:pPr>
+        <w:rPr>
+          <w:sz w:val="28"/>
+        </w:rPr>
+      </w:pPr>
+      <w:proofErr w:type="spellStart"/>
+      <w:r>
+        <w:rPr>
+          <w:sz w:val="28"/>
+        </w:rPr>
+        <w:t>a.copy</w:t>
+      </w:r>
+      <w:proofErr w:type="spellEnd"/>
+      <w:r>
+        <w:rPr>
+          <w:sz w:val="28"/>
+        </w:rPr>
+        <w:t>()</w:t>
+      </w:r>
+    </w:p>
+    <w:p>
+      <w:pPr>
+        <w:pBdr>
+          <w:top w:val="single" w:sz="6" w:space="1" w:color="auto"/>
+          <w:bottom w:val="single" w:sz="6" w:space="1" w:color="auto"/>
+        </w:pBdr>
+        <w:rPr>
+          <w:sz w:val="28"/>
+        </w:rPr>
+      </w:pPr>
+    </w:p>
+    <w:p>
+      <w:pPr>
+        <w:rPr>
+          <w:b/>
+          <w:bCs/>
+          <w:sz w:val="32"/>
+          <w:szCs w:val="24"/>
+        </w:rPr>
+      </w:pPr>
+      <w:r>
+        <w:rPr>
+          <w:b/>
+          <w:bCs/>
+          <w:sz w:val="32"/>
+          <w:szCs w:val="24"/>
+        </w:rPr>
+        <w:t xml:space="preserve">5. Dictionaries — </w:t>
+      </w:r>
+      <w:proofErr w:type="spellStart"/>
+      <w:r>
+        <w:rPr>
+          <w:b/>
+          <w:bCs/>
+          <w:sz w:val="32"/>
+          <w:szCs w:val="24"/>
+        </w:rPr>
+        <w:t>dict</w:t>
+      </w:r>
+      <w:proofErr w:type="spellEnd"/>
+    </w:p>
+    <w:p>
+      <w:pPr>
+        <w:rPr>
+          <w:sz w:val="28"/>
+        </w:rPr>
+      </w:pPr>
+      <w:r>
+        <w:rPr>
+          <w:sz w:val="28"/>
+        </w:rPr>
+        <w:t>Dictionaries store key-value pairs.</w:t>
+      </w:r>
+    </w:p>
+    <w:p>
+      <w:pPr>
+        <w:rPr>
+          <w:sz w:val="28"/>
+        </w:rPr>
+      </w:pPr>
+      <w:r>
+        <w:rPr>
+          <w:sz w:val="28"/>
+        </w:rPr>
+        <w:t>d = {</w:t>
+      </w:r>
+    </w:p>
+    <w:p>
+      <w:pPr>
+        <w:rPr>
+          <w:sz w:val="28"/>
+        </w:rPr>
+      </w:pPr>
+      <w:r>
+        <w:rPr>
+          <w:sz w:val="28"/>
+        </w:rPr>
+        <w:t xml:space="preserve">    "name": "John",</w:t>
+      </w:r>
+    </w:p>
+    <w:p>
+      <w:pPr>
+        <w:rPr>
+          <w:sz w:val="28"/>
+        </w:rPr>
+      </w:pPr>
+      <w:r>
+        <w:rPr>
+          <w:sz w:val="28"/>
+        </w:rPr>
+        <w:t xml:space="preserve">    "age": 25</w:t>
+      </w:r>
+    </w:p>
+    <w:p>
+      <w:pPr>
+        <w:rPr>
+          <w:sz w:val="28"/>
+        </w:rPr>
+      </w:pPr>
+      <w:r>
+        <w:rPr>
+          <w:sz w:val="28"/>
+        </w:rPr>
+        <w:t>}</w:t>
+      </w:r>
+    </w:p>
+    <w:p>
+      <w:pPr>
+        <w:rPr>
+          <w:b/>
+          <w:bCs/>
+          <w:sz w:val="28"/>
+        </w:rPr>
+      </w:pPr>
+      <w:r>
+        <w:rPr>
+          <w:b/>
+          <w:bCs/>
+          <w:sz w:val="28"/>
+        </w:rPr>
+        <w:t>Accessing values</w:t>
+      </w:r>
+    </w:p>
+    <w:p>
+      <w:pPr>
+        <w:rPr>
+          <w:sz w:val="28"/>
+        </w:rPr>
+      </w:pPr>
+      <w:r>
+        <w:rPr>
+          <w:sz w:val="28"/>
+        </w:rPr>
+        <w:t>d["name"]</w:t>
+      </w:r>
+    </w:p>
+    <w:p>
+      <w:pPr>
+        <w:rPr>
+          <w:sz w:val="28"/>
+        </w:rPr>
+      </w:pPr>
+      <w:proofErr w:type="spellStart"/>
+      <w:r>
+        <w:rPr>
+          <w:sz w:val="28"/>
+        </w:rPr>
+        <w:t>d.get</w:t>
+      </w:r>
+      <w:proofErr w:type="spellEnd"/>
+      <w:r>
+        <w:rPr>
+          <w:sz w:val="28"/>
+        </w:rPr>
+        <w:t>("name")</w:t>
+      </w:r>
+    </w:p>
+    <w:p>
+      <w:pPr>
+        <w:rPr>
+          <w:sz w:val="28"/>
+        </w:rPr>
+      </w:pPr>
+      <w:proofErr w:type="spellStart"/>
+      <w:r>
+        <w:rPr>
+          <w:sz w:val="28"/>
+        </w:rPr>
+        <w:t>d.get</w:t>
+      </w:r>
+      <w:proofErr w:type="spellEnd"/>
+      <w:r>
+        <w:rPr>
+          <w:sz w:val="28"/>
+        </w:rPr>
+        <w:t>("salary", 0)</w:t>
+      </w:r>
+    </w:p>
+    <w:p>
+      <w:pPr>
+        <w:rPr>
+          <w:sz w:val="28"/>
+        </w:rPr>
+      </w:pPr>
+      <w:r>
+        <w:rPr>
+          <w:sz w:val="28"/>
+        </w:rPr>
+        <w:t>Important:</w:t>
+      </w:r>
+    </w:p>
+    <w:p>
+      <w:pPr>
+        <w:rPr>
+          <w:sz w:val="28"/>
+        </w:rPr>
+      </w:pPr>
+      <w:r>
+        <w:rPr>
+          <w:sz w:val="28"/>
+        </w:rPr>
+        <w:t>d["salary"]</w:t>
+      </w:r>
+    </w:p>
+    <w:p>
+      <w:pPr>
+        <w:rPr>
+          <w:sz w:val="28"/>
+        </w:rPr>
+      </w:pPr>
+      <w:r>
+        <w:rPr>
+          <w:sz w:val="28"/>
+        </w:rPr>
+        <w:t xml:space="preserve">raises </w:t>
+      </w:r>
+      <w:proofErr w:type="spellStart"/>
+      <w:r>
+        <w:rPr>
+          <w:sz w:val="28"/>
+        </w:rPr>
+        <w:t>KeyError</w:t>
+      </w:r>
+      <w:proofErr w:type="spellEnd"/>
+      <w:r>
+        <w:rPr>
+          <w:sz w:val="28"/>
+        </w:rPr>
+        <w:t xml:space="preserve"> if the key doesn't exist.</w:t>
+      </w:r>
+    </w:p>
+    <w:p>
+      <w:pPr>
+        <w:rPr>
+          <w:sz w:val="28"/>
+        </w:rPr>
+      </w:pPr>
+      <w:r>
+        <w:rPr>
+          <w:sz w:val="28"/>
+        </w:rPr>
+        <w:t>Whereas:</w:t>
+      </w:r>
+    </w:p>
+    <w:p>
+      <w:pPr>
+        <w:rPr>
+          <w:sz w:val="28"/>
+        </w:rPr>
+      </w:pPr>
+      <w:proofErr w:type="spellStart"/>
+      <w:r>
+        <w:rPr>
+          <w:sz w:val="28"/>
+        </w:rPr>
+        <w:t>d.get</w:t>
+      </w:r>
+      <w:proofErr w:type="spellEnd"/>
+      <w:r>
+        <w:rPr>
+          <w:sz w:val="28"/>
+        </w:rPr>
+        <w:t>("salary")</w:t>
+      </w:r>
+    </w:p>
+    <w:p>
+      <w:pPr>
+        <w:rPr>
+          <w:sz w:val="28"/>
+        </w:rPr>
+      </w:pPr>
+      <w:r>
+        <w:rPr>
+          <w:sz w:val="28"/>
+        </w:rPr>
+        <w:t>returns None.</w:t>
+      </w:r>
+    </w:p>
+    <w:p>
+      <w:pPr>
+        <w:rPr>
+          <w:b/>
+          <w:bCs/>
+          <w:sz w:val="28"/>
+        </w:rPr>
+      </w:pPr>
+      <w:r>
+        <w:rPr>
+          <w:b/>
+          <w:bCs/>
+          <w:sz w:val="28"/>
+        </w:rPr>
+        <w:t>Adding/updating</w:t>
+      </w:r>
+    </w:p>
+    <w:p>
+      <w:pPr>
+        <w:rPr>
+          <w:sz w:val="28"/>
+        </w:rPr>
+      </w:pPr>
+      <w:r>
+        <w:rPr>
+          <w:sz w:val="28"/>
+        </w:rPr>
+        <w:t>d["age"] = 26</w:t>
+      </w:r>
+    </w:p>
+    <w:p>
+      <w:pPr>
+        <w:rPr>
+          <w:sz w:val="28"/>
+        </w:rPr>
+      </w:pPr>
+    </w:p>
+    <w:p>
+      <w:pPr>
+        <w:rPr>
+          <w:sz w:val="28"/>
+        </w:rPr>
+      </w:pPr>
+      <w:proofErr w:type="spellStart"/>
+      <w:r>
+        <w:rPr>
+          <w:sz w:val="28"/>
+        </w:rPr>
+        <w:t>d.update</w:t>
+      </w:r>
+      <w:proofErr w:type="spellEnd"/>
+      <w:r>
+        <w:rPr>
+          <w:sz w:val="28"/>
+        </w:rPr>
+        <w:t>({</w:t>
+      </w:r>
+    </w:p>
+    <w:p>
+      <w:pPr>
+        <w:rPr>
+          <w:sz w:val="28"/>
+        </w:rPr>
+      </w:pPr>
+      <w:r>
+        <w:rPr>
+          <w:sz w:val="28"/>
+        </w:rPr>
+        <w:t xml:space="preserve">    "city": "Hyderabad",</w:t>
+      </w:r>
+    </w:p>
+    <w:p>
+      <w:pPr>
+        <w:rPr>
+          <w:sz w:val="28"/>
+        </w:rPr>
+      </w:pPr>
+      <w:r>
+        <w:rPr>
+          <w:sz w:val="28"/>
+        </w:rPr>
+        <w:t xml:space="preserve">    "age": 27</w:t>
+      </w:r>
+    </w:p>
+    <w:p>
+      <w:pPr>
+        <w:rPr>
+          <w:sz w:val="28"/>
+        </w:rPr>
+      </w:pPr>
+      <w:r>
+        <w:rPr>
+          <w:sz w:val="28"/>
+        </w:rPr>
+        <w:lastRenderedPageBreak/>
+        <w:t>})</w:t>
+      </w:r>
+    </w:p>
+    <w:p>
+      <w:pPr>
+        <w:rPr>
+          <w:b/>
+          <w:bCs/>
+          <w:sz w:val="28"/>
+        </w:rPr>
+      </w:pPr>
+      <w:r>
+        <w:rPr>
+          <w:b/>
+          <w:bCs/>
+          <w:sz w:val="28"/>
+        </w:rPr>
+        <w:t>Removing</w:t>
+      </w:r>
+    </w:p>
+    <w:p>
+      <w:pPr>
+        <w:rPr>
+          <w:sz w:val="28"/>
+        </w:rPr>
+      </w:pPr>
+      <w:proofErr w:type="spellStart"/>
+      <w:r>
+        <w:rPr>
+          <w:sz w:val="28"/>
+        </w:rPr>
+        <w:t>d.pop</w:t>
+      </w:r>
+      <w:proofErr w:type="spellEnd"/>
+      <w:r>
+        <w:rPr>
+          <w:sz w:val="28"/>
+        </w:rPr>
+        <w:t>("age")</w:t>
+      </w:r>
+    </w:p>
+    <w:p>
+      <w:pPr>
+        <w:rPr>
+          <w:sz w:val="28"/>
+        </w:rPr>
+      </w:pPr>
+      <w:proofErr w:type="spellStart"/>
+      <w:r>
+        <w:rPr>
+          <w:sz w:val="28"/>
+        </w:rPr>
+        <w:t>d.pop</w:t>
+      </w:r>
+      <w:proofErr w:type="spellEnd"/>
+      <w:r>
+        <w:rPr>
+          <w:sz w:val="28"/>
+        </w:rPr>
+        <w:t>("age", None)</w:t>
+      </w:r>
+    </w:p>
+    <w:p>
+      <w:pPr>
+        <w:rPr>
+          <w:sz w:val="28"/>
+        </w:rPr>
+      </w:pPr>
+    </w:p>
+    <w:p>
+      <w:pPr>
+        <w:rPr>
+          <w:sz w:val="28"/>
+        </w:rPr>
+      </w:pPr>
+      <w:proofErr w:type="spellStart"/>
+      <w:r>
+        <w:rPr>
+          <w:sz w:val="28"/>
+        </w:rPr>
+        <w:t>d.popitem</w:t>
+      </w:r>
+      <w:proofErr w:type="spellEnd"/>
+      <w:r>
+        <w:rPr>
+          <w:sz w:val="28"/>
+        </w:rPr>
+        <w:t>()       # removes last inserted key-value pair</w:t>
+      </w:r>
+    </w:p>
+    <w:p>
+      <w:pPr>
+        <w:rPr>
+          <w:sz w:val="28"/>
+        </w:rPr>
+      </w:pPr>
+      <w:proofErr w:type="spellStart"/>
+      <w:r>
+        <w:rPr>
+          <w:sz w:val="28"/>
+        </w:rPr>
+        <w:t>d.clear</w:t>
+      </w:r>
+      <w:proofErr w:type="spellEnd"/>
+      <w:r>
+        <w:rPr>
+          <w:sz w:val="28"/>
+        </w:rPr>
+        <w:t>()</w:t>
+      </w:r>
+    </w:p>
+    <w:p>
+      <w:pPr>
+        <w:rPr>
+          <w:b/>
+          <w:bCs/>
+          <w:sz w:val="28"/>
+        </w:rPr>
+      </w:pPr>
+      <w:r>
+        <w:rPr>
+          <w:b/>
+          <w:bCs/>
+          <w:sz w:val="28"/>
+        </w:rPr>
+        <w:t>Keys, values, items</w:t>
+      </w:r>
+    </w:p>
+    <w:p>
+      <w:pPr>
+        <w:rPr>
+          <w:sz w:val="28"/>
+        </w:rPr>
+      </w:pPr>
+      <w:proofErr w:type="spellStart"/>
+      <w:r>
+        <w:rPr>
+          <w:sz w:val="28"/>
+        </w:rPr>
+        <w:t>d.keys</w:t>
+      </w:r>
+      <w:proofErr w:type="spellEnd"/>
+      <w:r>
+        <w:rPr>
+          <w:sz w:val="28"/>
+        </w:rPr>
+        <w:t>()</w:t>
+      </w:r>
+    </w:p>
+    <w:p>
+      <w:pPr>
+        <w:rPr>
+          <w:sz w:val="28"/>
+        </w:rPr>
+      </w:pPr>
+      <w:proofErr w:type="spellStart"/>
+      <w:r>
+        <w:rPr>
+          <w:sz w:val="28"/>
+        </w:rPr>
+        <w:t>d.values</w:t>
+      </w:r>
+      <w:proofErr w:type="spellEnd"/>
+      <w:r>
+        <w:rPr>
+          <w:sz w:val="28"/>
+        </w:rPr>
+        <w:t>()</w:t>
+      </w:r>
+    </w:p>
+    <w:p>
+      <w:pPr>
+        <w:rPr>
+          <w:sz w:val="28"/>
+        </w:rPr>
+      </w:pPr>
+      <w:proofErr w:type="spellStart"/>
+      <w:r>
+        <w:rPr>
+          <w:sz w:val="28"/>
+        </w:rPr>
+        <w:t>d.items</w:t>
+      </w:r>
+      <w:proofErr w:type="spellEnd"/>
+      <w:r>
+        <w:rPr>
+          <w:sz w:val="28"/>
+        </w:rPr>
+        <w:t>()</w:t>
+      </w:r>
+    </w:p>
+    <w:p>
+      <w:pPr>
+        <w:rPr>
+          <w:sz w:val="28"/>
+        </w:rPr>
+      </w:pPr>
+      <w:r>
+        <w:rPr>
+          <w:sz w:val="28"/>
+        </w:rPr>
+        <w:t>Example:</w:t>
+      </w:r>
+    </w:p>
+    <w:p>
+      <w:pPr>
+        <w:rPr>
+          <w:sz w:val="28"/>
+        </w:rPr>
+      </w:pPr>
+      <w:r>
+        <w:rPr>
+          <w:sz w:val="28"/>
+        </w:rPr>
+        <w:t xml:space="preserve">for key, value in </w:t>
+      </w:r>
+      <w:proofErr w:type="spellStart"/>
+      <w:r>
+        <w:rPr>
+          <w:sz w:val="28"/>
+        </w:rPr>
+        <w:t>d.items</w:t>
+      </w:r>
+      <w:proofErr w:type="spellEnd"/>
+      <w:r>
+        <w:rPr>
+          <w:sz w:val="28"/>
+        </w:rPr>
+        <w:t>():</w:t>
+      </w:r>
+    </w:p>
+    <w:p>
+      <w:pPr>
+        <w:rPr>
+          <w:sz w:val="28"/>
+        </w:rPr>
+      </w:pPr>
+      <w:r>
+        <w:rPr>
+          <w:sz w:val="28"/>
+        </w:rPr>
+        <w:t xml:space="preserve">    print(key, value)</w:t>
+      </w:r>
+    </w:p>
+    <w:p>
+      <w:pPr>
+        <w:rPr>
+          <w:b/>
+          <w:bCs/>
+          <w:sz w:val="28"/>
+        </w:rPr>
+      </w:pPr>
+      <w:r>
+        <w:rPr>
+          <w:b/>
+          <w:bCs/>
+          <w:sz w:val="28"/>
+        </w:rPr>
+        <w:t>Checking keys</w:t>
+      </w:r>
+    </w:p>
+    <w:p>
+      <w:pPr>
+        <w:rPr>
+          <w:sz w:val="28"/>
+        </w:rPr>
+      </w:pPr>
+      <w:r>
+        <w:rPr>
+          <w:sz w:val="28"/>
+        </w:rPr>
+        <w:t>"name" in d</w:t>
+      </w:r>
+    </w:p>
+    <w:p>
+      <w:pPr>
+        <w:rPr>
+          <w:sz w:val="28"/>
+        </w:rPr>
+      </w:pPr>
+      <w:r>
+        <w:rPr>
+          <w:sz w:val="28"/>
+        </w:rPr>
+        <w:t>"name" not in d</w:t>
+      </w:r>
+    </w:p>
+    <w:p>
+      <w:pPr>
+        <w:rPr>
+          <w:sz w:val="28"/>
+        </w:rPr>
+      </w:pPr>
+      <w:r>
+        <w:rPr>
+          <w:sz w:val="28"/>
+        </w:rPr>
+        <w:t>Note that:</w:t>
+      </w:r>
+    </w:p>
+    <w:p>
+      <w:pPr>
+        <w:rPr>
+          <w:sz w:val="28"/>
+        </w:rPr>
+      </w:pPr>
+      <w:r>
+        <w:rPr>
+          <w:sz w:val="28"/>
+        </w:rPr>
+        <w:t>"name" in d</w:t>
+      </w:r>
+    </w:p>
+    <w:p>
+      <w:pPr>
+        <w:rPr>
+          <w:sz w:val="28"/>
+        </w:rPr>
+      </w:pPr>
+      <w:r>
+        <w:rPr>
+          <w:sz w:val="28"/>
+        </w:rPr>
+        <w:t xml:space="preserve">checks </w:t>
+      </w:r>
+      <w:r>
+        <w:rPr>
+          <w:b/>
+          <w:bCs/>
+          <w:sz w:val="28"/>
+        </w:rPr>
+        <w:t>keys</w:t>
+      </w:r>
+      <w:r>
+        <w:rPr>
+          <w:sz w:val="28"/>
+        </w:rPr>
+        <w:t>, not values.</w:t>
+      </w:r>
+    </w:p>
+    <w:p>
+      <w:pPr>
+        <w:rPr>
+          <w:b/>
+          <w:bCs/>
+          <w:sz w:val="28"/>
+        </w:rPr>
+      </w:pPr>
+      <w:r>
+        <w:rPr>
+          <w:b/>
+          <w:bCs/>
+          <w:sz w:val="28"/>
+        </w:rPr>
+        <w:t>Copying</w:t>
+      </w:r>
+    </w:p>
+    <w:p>
+      <w:pPr>
+        <w:rPr>
+          <w:sz w:val="28"/>
+        </w:rPr>
+      </w:pPr>
+      <w:proofErr w:type="spellStart"/>
+      <w:r>
+        <w:rPr>
+          <w:sz w:val="28"/>
+        </w:rPr>
+        <w:t>d.copy</w:t>
+      </w:r>
+      <w:proofErr w:type="spellEnd"/>
+      <w:r>
+        <w:rPr>
+          <w:sz w:val="28"/>
+        </w:rPr>
+        <w:t>()</w:t>
+      </w:r>
+    </w:p>
+    <w:p>
+      <w:pPr>
+        <w:rPr>
+          <w:sz w:val="28"/>
+        </w:rPr>
+      </w:pPr>
+      <w:r>
+        <w:rPr>
+          <w:sz w:val="28"/>
+        </w:rPr>
+        <w:t>Again, this is a shallow copy.</w:t>
+      </w:r>
+    </w:p>
+    <w:p>
+      <w:pPr>
+        <w:rPr>
+          <w:b/>
+          <w:bCs/>
+          <w:sz w:val="28"/>
+        </w:rPr>
+      </w:pPr>
+      <w:proofErr w:type="spellStart"/>
+      <w:r>
+        <w:rPr>
+          <w:b/>
+          <w:bCs/>
+          <w:sz w:val="28"/>
+        </w:rPr>
+        <w:t>setdefault</w:t>
+      </w:r>
+      <w:proofErr w:type="spellEnd"/>
+      <w:r>
+        <w:rPr>
+          <w:b/>
+          <w:bCs/>
+          <w:sz w:val="28"/>
+        </w:rPr>
+        <w:t>()</w:t>
+      </w:r>
+    </w:p>
+    <w:p>
+      <w:pPr>
+        <w:rPr>
+          <w:sz w:val="28"/>
+        </w:rPr>
+      </w:pPr>
+      <w:r>
+        <w:rPr>
+          <w:sz w:val="28"/>
+        </w:rPr>
+        <w:t>Very useful:</w:t>
+      </w:r>
+    </w:p>
+    <w:p>
+      <w:pPr>
+        <w:rPr>
+          <w:sz w:val="28"/>
+        </w:rPr>
+      </w:pPr>
+      <w:proofErr w:type="spellStart"/>
+      <w:r>
+        <w:rPr>
+          <w:sz w:val="28"/>
+        </w:rPr>
+        <w:t>d.setdefault</w:t>
+      </w:r>
+      <w:proofErr w:type="spellEnd"/>
+      <w:r>
+        <w:rPr>
+          <w:sz w:val="28"/>
+        </w:rPr>
+        <w:t>("age", 25)</w:t>
+      </w:r>
+    </w:p>
+    <w:p>
+      <w:pPr>
+        <w:rPr>
+          <w:sz w:val="28"/>
+        </w:rPr>
+      </w:pPr>
+      <w:r>
+        <w:rPr>
+          <w:sz w:val="28"/>
+        </w:rPr>
+        <w:lastRenderedPageBreak/>
+        <w:t>If "age" exists, its existing value is kept. Otherwise, "age": 25 is inserted.</w:t>
+      </w:r>
+    </w:p>
+    <w:p>
+      <w:pPr>
+        <w:rPr>
+          <w:sz w:val="28"/>
+        </w:rPr>
+      </w:pPr>
+      <w:r>
+        <w:rPr>
+          <w:sz w:val="28"/>
+        </w:rPr>
+        <w:t>Example:</w:t>
+      </w:r>
+    </w:p>
+    <w:p>
+      <w:pPr>
+        <w:rPr>
+          <w:sz w:val="28"/>
+        </w:rPr>
+      </w:pPr>
+      <w:r>
+        <w:rPr>
+          <w:sz w:val="28"/>
+        </w:rPr>
+        <w:t>d = {}</w:t>
+      </w:r>
+    </w:p>
+    <w:p>
+      <w:pPr>
+        <w:rPr>
+          <w:sz w:val="28"/>
+        </w:rPr>
+      </w:pPr>
+    </w:p>
+    <w:p>
+      <w:pPr>
+        <w:rPr>
+          <w:sz w:val="28"/>
+        </w:rPr>
+      </w:pPr>
+      <w:proofErr w:type="spellStart"/>
+      <w:r>
+        <w:rPr>
+          <w:sz w:val="28"/>
+        </w:rPr>
+        <w:t>d.setdefault</w:t>
+      </w:r>
+      <w:proofErr w:type="spellEnd"/>
+      <w:r>
+        <w:rPr>
+          <w:sz w:val="28"/>
+        </w:rPr>
+        <w:t>("skills", []).append("Python")</w:t>
+      </w:r>
+    </w:p>
+    <w:p>
+      <w:pPr>
+        <w:rPr>
+          <w:sz w:val="28"/>
+        </w:rPr>
+      </w:pPr>
+      <w:proofErr w:type="spellStart"/>
+      <w:r>
+        <w:rPr>
+          <w:sz w:val="28"/>
+        </w:rPr>
+        <w:t>d.setdefault</w:t>
+      </w:r>
+      <w:proofErr w:type="spellEnd"/>
+      <w:r>
+        <w:rPr>
+          <w:sz w:val="28"/>
+        </w:rPr>
+        <w:t>("skills", []).append("SQL")</w:t>
+      </w:r>
+    </w:p>
+    <w:p>
+      <w:pPr>
+        <w:rPr>
+          <w:sz w:val="28"/>
+        </w:rPr>
+      </w:pPr>
+    </w:p>
+    <w:p>
+      <w:pPr>
+        <w:rPr>
+          <w:sz w:val="28"/>
+        </w:rPr>
+      </w:pPr>
+      <w:r>
+        <w:rPr>
+          <w:sz w:val="28"/>
+        </w:rPr>
+        <w:t>print(d)</w:t>
+      </w:r>
+    </w:p>
+    <w:p>
+      <w:pPr>
+        <w:rPr>
+          <w:sz w:val="28"/>
+        </w:rPr>
+      </w:pPr>
+      <w:r>
+        <w:rPr>
+          <w:sz w:val="28"/>
+        </w:rPr>
+        <w:t># {'skills': ['Python', 'SQL']}</w:t>
+      </w:r>
+    </w:p>
+    <w:p>
+      <w:pPr>
+        <w:rPr>
+          <w:sz w:val="28"/>
+        </w:rPr>
+      </w:pPr>
+    </w:p>
+    <w:p>
+      <w:pPr>
+        <w:rPr>
+          <w:sz w:val="28"/>
+        </w:rPr>
+      </w:pPr>
     </w:p>
     <w:sectPr>
       <w:pgSz w:w="11906" w:h="16838"/>
@@ -930,7 +5281,7 @@
 </file>
 
 <file path=word/numbering.xml><?xml version="1.0" encoding="utf-8"?>
-<w:numbering xmlns:wpc="http://schemas.microsoft.com/office/word/2010/wordprocessingCanvas" xmlns:cx="http://schemas.microsoft.com/office/drawing/2014/chartex" xmlns:cx1="http://schemas.microsoft.com/office/drawing/2015/9/8/chartex" xmlns:mc="http://schemas.openxmlformats.org/markup-compatibility/2006" xmlns:o="urn:schemas-microsoft-com:office:office" xmlns:r="http://schemas.openxmlformats.org/officeDocument/2006/relationships" xmlns:m="http://schemas.openxmlformats.org/officeDocument/2006/math" xmlns:v="urn:schemas-microsoft-com:vml" xmlns:wp14="http://schemas.microsoft.com/office/word/2010/wordprocessingDrawing" xmlns:wp="http://schemas.openxmlformats.org/drawingml/2006/wordprocessingDrawing" xmlns:w10="urn:schemas-microsoft-com:office:word" xmlns:w="http://schemas.openxmlformats.org/wordprocessingml/2006/main" xmlns:w14="http://schemas.microsoft.com/office/word/2010/wordml" xmlns:w15="http://schemas.microsoft.com/office/word/2012/wordml" xmlns:w16se="http://schemas.microsoft.com/office/word/2015/wordml/symex" xmlns:wpg="http://schemas.microsoft.com/office/word/2010/wordprocessingGroup" xmlns:wpi="http://schemas.microsoft.com/office/word/2010/wordprocessingInk" xmlns:wne="http://schemas.microsoft.com/office/word/2006/wordml" xmlns:wps="http://schemas.microsoft.com/office/word/2010/wordprocessingShape" mc:Ignorable="w14 w15 w16se wp14">
+<w:numbering xmlns:wpc="http://schemas.microsoft.com/office/word/2010/wordprocessingCanvas" xmlns:cx="http://schemas.microsoft.com/office/drawing/2014/chartex" xmlns:cx1="http://schemas.microsoft.com/office/drawing/2015/9/8/chartex" xmlns:cx2="http://schemas.microsoft.com/office/drawing/2015/10/21/chartex" xmlns:cx3="http://schemas.microsoft.com/office/drawing/2016/5/9/chartex" xmlns:cx4="http://schemas.microsoft.com/office/drawing/2016/5/10/chartex" xmlns:cx5="http://schemas.microsoft.com/office/drawing/2016/5/11/chartex" xmlns:cx6="http://schemas.microsoft.com/office/drawing/2016/5/12/chartex" xmlns:cx7="http://schemas.microsoft.com/office/drawing/2016/5/13/chartex" xmlns:cx8="http://schemas.microsoft.com/office/drawing/2016/5/14/chartex" xmlns:mc="http://schemas.openxmlformats.org/markup-compatibility/2006" xmlns:aink="http://schemas.microsoft.com/office/drawing/2016/ink" xmlns:am3d="http://schemas.microsoft.com/office/drawing/2017/model3d" xmlns:o="urn:schemas-microsoft-com:office:office" xmlns:oel="http://schemas.microsoft.com/office/2019/extlst" xmlns:r="http://schemas.openxmlformats.org/officeDocument/2006/relationships" xmlns:m="http://schemas.openxmlformats.org/officeDocument/2006/math" xmlns:v="urn:schemas-microsoft-com:vml" xmlns:wp14="http://schemas.microsoft.com/office/word/2010/wordprocessingDrawing" xmlns:wp="http://schemas.openxmlformats.org/drawingml/2006/wordprocessingDrawing" xmlns:w10="urn:schemas-microsoft-com:office:word" xmlns:w="http://schemas.openxmlformats.org/wordprocessingml/2006/main" xmlns:w14="http://schemas.microsoft.com/office/word/2010/wordml" xmlns:w15="http://schemas.microsoft.com/office/word/2012/wordml" xmlns:w16cex="http://schemas.microsoft.com/office/word/2018/wordml/cex" xmlns:w16cid="http://schemas.microsoft.com/office/word/2016/wordml/cid" xmlns:w16="http://schemas.microsoft.com/office/word/2018/wordml" xmlns:w16du="http://schemas.microsoft.com/office/word/2023/wordml/word16du" xmlns:w16sdtdh="http://schemas.microsoft.com/office/word/2020/wordml/sdtdatahash" xmlns:w16sdtfl="http://schemas.microsoft.com/office/word/2024/wordml/sdtformatlock" xmlns:w16se="http://schemas.microsoft.com/office/word/2015/wordml/symex" xmlns:wpg="http://schemas.microsoft.com/office/word/2010/wordprocessingGroup" xmlns:wpi="http://schemas.microsoft.com/office/word/2010/wordprocessingInk" xmlns:wne="http://schemas.microsoft.com/office/word/2006/wordml" xmlns:wps="http://schemas.microsoft.com/office/word/2010/wordprocessingShape" mc:Ignorable="w14 w15 w16se w16cid w16 w16cex w16sdtdh w16sdtfl w16du wp14">
   <w:abstractNum w:abstractNumId="0" w15:restartNumberingAfterBreak="0">
     <w:nsid w:val="3ACB30A3"/>
     <w:multiLevelType w:val="hybridMultilevel"/>
@@ -1020,14 +5371,14 @@
       </w:pPr>
     </w:lvl>
   </w:abstractNum>
-  <w:num w:numId="1">
+  <w:num w:numId="1" w16cid:durableId="1140422810">
     <w:abstractNumId w:val="0"/>
   </w:num>
 </w:numbering>
 </file>
 
 <file path=word/styles.xml><?xml version="1.0" encoding="utf-8"?>
-<w:styles xmlns:mc="http://schemas.openxmlformats.org/markup-compatibility/2006" xmlns:r="http://schemas.openxmlformats.org/officeDocument/2006/relationships" xmlns:w="http://schemas.openxmlformats.org/wordprocessingml/2006/main" xmlns:w14="http://schemas.microsoft.com/office/word/2010/wordml" xmlns:w15="http://schemas.microsoft.com/office/word/2012/wordml" xmlns:w16se="http://schemas.microsoft.com/office/word/2015/wordml/symex" mc:Ignorable="w14 w15 w16se">
+<w:styles xmlns:mc="http://schemas.openxmlformats.org/markup-compatibility/2006" xmlns:r="http://schemas.openxmlformats.org/officeDocument/2006/relationships" xmlns:w="http://schemas.openxmlformats.org/wordprocessingml/2006/main" xmlns:w14="http://schemas.microsoft.com/office/word/2010/wordml" xmlns:w15="http://schemas.microsoft.com/office/word/2012/wordml" xmlns:w16cex="http://schemas.microsoft.com/office/word/2018/wordml/cex" xmlns:w16cid="http://schemas.microsoft.com/office/word/2016/wordml/cid" xmlns:w16="http://schemas.microsoft.com/office/word/2018/wordml" xmlns:w16du="http://schemas.microsoft.com/office/word/2023/wordml/word16du" xmlns:w16sdtdh="http://schemas.microsoft.com/office/word/2020/wordml/sdtdatahash" xmlns:w16sdtfl="http://schemas.microsoft.com/office/word/2024/wordml/sdtformatlock" xmlns:w16se="http://schemas.microsoft.com/office/word/2015/wordml/symex" mc:Ignorable="w14 w15 w16se w16cid w16 w16cex w16sdtdh w16sdtfl w16du">
   <w:docDefaults>
     <w:rPrDefault>
       <w:rPr>
@@ -1045,7 +5396,7 @@
       </w:pPr>
     </w:pPrDefault>
   </w:docDefaults>
-  <w:latentStyles w:defLockedState="0" w:defUIPriority="99" w:defSemiHidden="0" w:defUnhideWhenUsed="0" w:defQFormat="0" w:count="371">
+  <w:latentStyles w:defLockedState="0" w:defUIPriority="99" w:defSemiHidden="0" w:defUnhideWhenUsed="0" w:defQFormat="0" w:count="376">
     <w:lsdException w:name="Normal" w:uiPriority="0" w:qFormat="1"/>
     <w:lsdException w:name="heading 1" w:uiPriority="9" w:qFormat="1"/>
     <w:lsdException w:name="heading 2" w:semiHidden="1" w:uiPriority="9" w:unhideWhenUsed="1" w:qFormat="1"/>
@@ -1417,6 +5768,11 @@
     <w:lsdException w:name="List Table 5 Dark Accent 6" w:uiPriority="50"/>
     <w:lsdException w:name="List Table 6 Colorful Accent 6" w:uiPriority="51"/>
     <w:lsdException w:name="List Table 7 Colorful Accent 6" w:uiPriority="52"/>
+    <w:lsdException w:name="Mention" w:semiHidden="1" w:unhideWhenUsed="1"/>
+    <w:lsdException w:name="Smart Hyperlink" w:semiHidden="1" w:unhideWhenUsed="1"/>
+    <w:lsdException w:name="Hashtag" w:semiHidden="1" w:unhideWhenUsed="1"/>
+    <w:lsdException w:name="Unresolved Mention" w:semiHidden="1" w:unhideWhenUsed="1"/>
+    <w:lsdException w:name="Smart Link" w:semiHidden="1" w:unhideWhenUsed="1"/>
   </w:latentStyles>
   <w:style w:type="paragraph" w:default="1" w:styleId="Normal">
     <w:name w:val="Normal"/>
@@ -1425,7 +5781,6 @@
   <w:style w:type="character" w:default="1" w:styleId="DefaultParagraphFont">
     <w:name w:val="Default Paragraph Font"/>
     <w:uiPriority w:val="1"/>
-    <w:semiHidden/>
     <w:unhideWhenUsed/>
   </w:style>
   <w:style w:type="table" w:default="1" w:styleId="TableNormal">
